--- a/Fase 2/Evidencias Individuales/Monsalve_Felipe_2.1_APT122_DiarioReflexionFase2.docx
+++ b/Fase 2/Evidencias Individuales/Monsalve_Felipe_2.1_APT122_DiarioReflexionFase2.docx
@@ -1,11 +1,11 @@
 
 <file path=word/document.xml><?xml version="1.0" encoding="utf-8"?>
-<w:document xmlns:wpc="http://schemas.microsoft.com/office/word/2010/wordprocessingCanvas" xmlns:cx="http://schemas.microsoft.com/office/drawing/2014/chartex" xmlns:mc="http://schemas.openxmlformats.org/markup-compatibility/2006" xmlns:o="urn:schemas-microsoft-com:office:office" xmlns:r="http://schemas.openxmlformats.org/officeDocument/2006/relationships" xmlns:m="http://schemas.openxmlformats.org/officeDocument/2006/math" xmlns:v="urn:schemas-microsoft-com:vml" xmlns:wp14="http://schemas.microsoft.com/office/word/2010/wordprocessingDrawing" xmlns:wp="http://schemas.openxmlformats.org/drawingml/2006/wordprocessingDrawing" xmlns:w10="urn:schemas-microsoft-com:office:word" xmlns:w="http://schemas.openxmlformats.org/wordprocessingml/2006/main" xmlns:w14="http://schemas.microsoft.com/office/word/2010/wordml" xmlns:w15="http://schemas.microsoft.com/office/word/2012/wordml" xmlns:w16se="http://schemas.microsoft.com/office/word/2015/wordml/symex" xmlns:wpg="http://schemas.microsoft.com/office/word/2010/wordprocessingGroup" xmlns:wpi="http://schemas.microsoft.com/office/word/2010/wordprocessingInk" xmlns:wne="http://schemas.microsoft.com/office/word/2006/wordml" xmlns:wps="http://schemas.microsoft.com/office/word/2010/wordprocessingShape" mc:Ignorable="w14 w15 w16se wp14">
+<w:document xmlns:wpc="http://schemas.microsoft.com/office/word/2010/wordprocessingCanvas" xmlns:cx="http://schemas.microsoft.com/office/drawing/2014/chartex" xmlns:cx1="http://schemas.microsoft.com/office/drawing/2015/9/8/chartex" xmlns:cx2="http://schemas.microsoft.com/office/drawing/2015/10/21/chartex" xmlns:cx3="http://schemas.microsoft.com/office/drawing/2016/5/9/chartex" xmlns:cx4="http://schemas.microsoft.com/office/drawing/2016/5/10/chartex" xmlns:cx5="http://schemas.microsoft.com/office/drawing/2016/5/11/chartex" xmlns:cx6="http://schemas.microsoft.com/office/drawing/2016/5/12/chartex" xmlns:cx7="http://schemas.microsoft.com/office/drawing/2016/5/13/chartex" xmlns:cx8="http://schemas.microsoft.com/office/drawing/2016/5/14/chartex" xmlns:mc="http://schemas.openxmlformats.org/markup-compatibility/2006" xmlns:aink="http://schemas.microsoft.com/office/drawing/2016/ink" xmlns:am3d="http://schemas.microsoft.com/office/drawing/2017/model3d" xmlns:o="urn:schemas-microsoft-com:office:office" xmlns:oel="http://schemas.microsoft.com/office/2019/extlst" xmlns:r="http://schemas.openxmlformats.org/officeDocument/2006/relationships" xmlns:m="http://schemas.openxmlformats.org/officeDocument/2006/math" xmlns:v="urn:schemas-microsoft-com:vml" xmlns:wp14="http://schemas.microsoft.com/office/word/2010/wordprocessingDrawing" xmlns:wp="http://schemas.openxmlformats.org/drawingml/2006/wordprocessingDrawing" xmlns:w10="urn:schemas-microsoft-com:office:word" xmlns:w="http://schemas.openxmlformats.org/wordprocessingml/2006/main" xmlns:w14="http://schemas.microsoft.com/office/word/2010/wordml" xmlns:w15="http://schemas.microsoft.com/office/word/2012/wordml" xmlns:w16cex="http://schemas.microsoft.com/office/word/2018/wordml/cex" xmlns:w16cid="http://schemas.microsoft.com/office/word/2016/wordml/cid" xmlns:w16="http://schemas.microsoft.com/office/word/2018/wordml" xmlns:w16du="http://schemas.microsoft.com/office/word/2023/wordml/word16du" xmlns:w16sdtdh="http://schemas.microsoft.com/office/word/2020/wordml/sdtdatahash" xmlns:w16sdtfl="http://schemas.microsoft.com/office/word/2024/wordml/sdtformatlock" xmlns:w16se="http://schemas.microsoft.com/office/word/2015/wordml/symex" xmlns:wpg="http://schemas.microsoft.com/office/word/2010/wordprocessingGroup" xmlns:wpi="http://schemas.microsoft.com/office/word/2010/wordprocessingInk" xmlns:wne="http://schemas.microsoft.com/office/word/2006/wordml" xmlns:wps="http://schemas.microsoft.com/office/word/2010/wordprocessingShape" mc:Ignorable="w14 w15 w16se w16cid w16 w16cex w16sdtdh w16sdtfl w16du wp14">
   <w:body>
     <w:p/>
     <w:tbl>
       <w:tblPr>
-        <w:tblStyle w:val="Tablaconcuadrcula"/>
+        <w:tblStyle w:val="TableGrid"/>
         <w:tblW w:w="9923" w:type="dxa"/>
         <w:tblBorders>
           <w:top w:val="none" w:sz="0" w:space="0" w:color="auto"/>
@@ -231,21 +231,9 @@
         </w:rPr>
       </w:pPr>
     </w:p>
-    <w:p>
-      <w:pPr>
-        <w:spacing w:after="0" w:line="360" w:lineRule="auto"/>
-        <w:jc w:val="both"/>
-        <w:rPr>
-          <w:b/>
-          <w:bCs/>
-          <w:sz w:val="24"/>
-          <w:szCs w:val="24"/>
-        </w:rPr>
-      </w:pPr>
-    </w:p>
     <w:tbl>
       <w:tblPr>
-        <w:tblStyle w:val="Tablaconcuadrcula"/>
+        <w:tblStyle w:val="TableGrid"/>
         <w:tblW w:w="0" w:type="auto"/>
         <w:tblBorders>
           <w:top w:val="single" w:sz="4" w:space="0" w:color="BFBFBF" w:themeColor="background1" w:themeShade="BF"/>
@@ -286,7 +274,25 @@
                 <w:sz w:val="24"/>
                 <w:szCs w:val="24"/>
               </w:rPr>
-              <w:t>1. Mira tu carta Gantt y reflexiona sobre los avances de tu Proyecto APT</w:t>
+              <w:t xml:space="preserve">1. Mira </w:t>
+            </w:r>
+            <w:proofErr w:type="spellStart"/>
+            <w:r>
+              <w:rPr>
+                <w:rFonts w:eastAsiaTheme="majorEastAsia"/>
+                <w:sz w:val="24"/>
+                <w:szCs w:val="24"/>
+              </w:rPr>
+              <w:t>tu</w:t>
+            </w:r>
+            <w:proofErr w:type="spellEnd"/>
+            <w:r>
+              <w:rPr>
+                <w:rFonts w:eastAsiaTheme="majorEastAsia"/>
+                <w:sz w:val="24"/>
+                <w:szCs w:val="24"/>
+              </w:rPr>
+              <w:t xml:space="preserve"> carta Gantt y reflexiona sobre los avances de tu Proyecto APT</w:t>
             </w:r>
           </w:p>
         </w:tc>
@@ -324,17 +330,6 @@
             <w:pPr>
               <w:jc w:val="both"/>
               <w:rPr>
-                <w:rFonts w:eastAsiaTheme="majorEastAsia"/>
-                <w:color w:val="767171" w:themeColor="background2" w:themeShade="80"/>
-                <w:sz w:val="24"/>
-                <w:szCs w:val="24"/>
-              </w:rPr>
-            </w:pPr>
-          </w:p>
-          <w:p>
-            <w:pPr>
-              <w:jc w:val="both"/>
-              <w:rPr>
                 <w:rFonts w:ascii="Calibri" w:hAnsi="Calibri"/>
                 <w:b/>
                 <w:bCs/>
@@ -344,25 +339,95 @@
           </w:p>
           <w:p>
             <w:pPr>
+              <w:spacing w:before="60" w:after="60"/>
               <w:jc w:val="both"/>
+            </w:pPr>
+            <w:r>
               <w:rPr>
-                <w:rFonts w:ascii="Calibri" w:hAnsi="Calibri"/>
-                <w:b/>
-                <w:bCs/>
-                <w:color w:val="1F4E79" w:themeColor="accent1" w:themeShade="80"/>
+                <w:rFonts w:ascii="Calibri" w:hAnsi="Calibri" w:cs="Calibri"/>
               </w:rPr>
-            </w:pPr>
+              <w:t xml:space="preserve">Hasta ahora he podido cumplir las actividades en los tiempos definidos. Los </w:t>
+            </w:r>
+            <w:proofErr w:type="spellStart"/>
+            <w:r>
+              <w:rPr>
+                <w:rFonts w:ascii="Calibri" w:hAnsi="Calibri" w:cs="Calibri"/>
+              </w:rPr>
+              <w:t>sprints</w:t>
+            </w:r>
+            <w:proofErr w:type="spellEnd"/>
+            <w:r>
+              <w:rPr>
+                <w:rFonts w:ascii="Calibri" w:hAnsi="Calibri" w:cs="Calibri"/>
+              </w:rPr>
+              <w:t xml:space="preserve"> 0 al 5 (inducción y diagnóstico, arquitectura y base, módulos e integraciones, seguridad y pruebas, calidad y contratos CM, y rendimiento y rediseño) se completaron dentro de las fechas planificadas. El Sprint 6, que corresponde al cierre de la aplicación y a los contratos por ID, está en curso y se entrega el 23 de octubre, según lo previsto. Además, el </w:t>
+            </w:r>
+            <w:proofErr w:type="spellStart"/>
+            <w:r>
+              <w:rPr>
+                <w:rFonts w:ascii="Calibri" w:hAnsi="Calibri" w:cs="Calibri"/>
+              </w:rPr>
+              <w:t>dashboard</w:t>
+            </w:r>
+            <w:proofErr w:type="spellEnd"/>
+            <w:r>
+              <w:rPr>
+                <w:rFonts w:ascii="Calibri" w:hAnsi="Calibri" w:cs="Calibri"/>
+              </w:rPr>
+              <w:t xml:space="preserve"> se adelantó respecto del cronograma original, ya que estaba previsto desde el 26 de octubre y lo </w:t>
+            </w:r>
+            <w:proofErr w:type="spellStart"/>
+            <w:r>
+              <w:rPr>
+                <w:rFonts w:ascii="Calibri" w:hAnsi="Calibri" w:cs="Calibri"/>
+              </w:rPr>
+              <w:t>rehice</w:t>
+            </w:r>
+            <w:proofErr w:type="spellEnd"/>
+            <w:r>
+              <w:rPr>
+                <w:rFonts w:ascii="Calibri" w:hAnsi="Calibri" w:cs="Calibri"/>
+              </w:rPr>
+              <w:t xml:space="preserve"> dentro de la aplicación el 21 de octubre. Las pruebas con usuarios (26-10 al 13-11) y la documentación final (desde el 16-11) aún no se inician, porque dependen de la entrega del producto.</w:t>
+            </w:r>
           </w:p>
           <w:p>
             <w:pPr>
+              <w:spacing w:before="60" w:after="60"/>
               <w:jc w:val="both"/>
+            </w:pPr>
+            <w:r>
               <w:rPr>
-                <w:rFonts w:ascii="Calibri" w:hAnsi="Calibri"/>
-                <w:b/>
-                <w:bCs/>
-                <w:color w:val="1F4E79" w:themeColor="accent1" w:themeShade="80"/>
+                <w:rFonts w:ascii="Calibri" w:hAnsi="Calibri" w:cs="Calibri"/>
               </w:rPr>
+              <w:t xml:space="preserve">Entre los factores que han facilitado el desarrollo destaco la disponibilidad de la </w:t>
+            </w:r>
+            <w:proofErr w:type="spellStart"/>
+            <w:r>
+              <w:rPr>
+                <w:rFonts w:ascii="Calibri" w:hAnsi="Calibri" w:cs="Calibri"/>
+              </w:rPr>
+              <w:t>Product</w:t>
+            </w:r>
+            <w:proofErr w:type="spellEnd"/>
+            <w:r>
+              <w:rPr>
+                <w:rFonts w:ascii="Calibri" w:hAnsi="Calibri" w:cs="Calibri"/>
+              </w:rPr>
+              <w:t xml:space="preserve"> Owner de Volvo para validar cada regla de negocio, el hecho de trabajar sobre los mismos archivos compartidos que el equipo ya usaba y contar con datos reales del área, en modo solo lectura, para medir el rendimiento. También ayudó la división de roles con Irma, que lleva la gestión y la documentación, mientras yo me concentro en el desarrollo.</w:t>
+            </w:r>
+          </w:p>
+          <w:p>
+            <w:pPr>
+              <w:spacing w:before="60" w:after="60"/>
+              <w:jc w:val="both"/>
             </w:pPr>
+            <w:r>
+              <w:rPr>
+                <w:rFonts w:ascii="Calibri" w:hAnsi="Calibri" w:cs="Calibri"/>
+              </w:rPr>
+              <w:t>Entre los factores que lo han dificultado están la restricción de ciberseguridad que impide usar bases de datos SQL y servidores propios, los archivos bloqueados por OneDrive o SharePoint al guardar, la lentitud inicial con más de 12.000 camiones, los datos inconsistentes entre las planillas y las reglas de negocio que cambiaban con el uso del sistema.</w:t>
+            </w:r>
           </w:p>
         </w:tc>
       </w:tr>
@@ -379,9 +444,28 @@
         </w:rPr>
       </w:pPr>
     </w:p>
+    <w:p>
+      <w:pPr>
+        <w:rPr>
+          <w:color w:val="595959" w:themeColor="text1" w:themeTint="A6"/>
+          <w:sz w:val="24"/>
+          <w:szCs w:val="24"/>
+          <w:lang w:eastAsia="ja-JP"/>
+        </w:rPr>
+      </w:pPr>
+      <w:r>
+        <w:rPr>
+          <w:color w:val="595959" w:themeColor="text1" w:themeTint="A6"/>
+          <w:sz w:val="24"/>
+          <w:szCs w:val="24"/>
+          <w:lang w:eastAsia="ja-JP"/>
+        </w:rPr>
+        <w:br w:type="page"/>
+      </w:r>
+    </w:p>
     <w:tbl>
       <w:tblPr>
-        <w:tblStyle w:val="Tablaconcuadrcula"/>
+        <w:tblStyle w:val="TableGrid"/>
         <w:tblW w:w="0" w:type="auto"/>
         <w:tblBorders>
           <w:top w:val="single" w:sz="4" w:space="0" w:color="BFBFBF" w:themeColor="background1" w:themeShade="BF"/>
@@ -422,6 +506,7 @@
                 <w:sz w:val="24"/>
                 <w:szCs w:val="24"/>
               </w:rPr>
+              <w:lastRenderedPageBreak/>
               <w:t xml:space="preserve">2. </w:t>
             </w:r>
           </w:p>
@@ -469,56 +554,163 @@
           </w:p>
           <w:p>
             <w:pPr>
+              <w:spacing w:before="60" w:after="60"/>
               <w:jc w:val="both"/>
+            </w:pPr>
+            <w:r>
               <w:rPr>
-                <w:rFonts w:ascii="Calibri" w:hAnsi="Calibri"/>
-                <w:b/>
-                <w:bCs/>
-                <w:color w:val="1F4E79" w:themeColor="accent1" w:themeShade="80"/>
+                <w:rFonts w:ascii="Calibri" w:hAnsi="Calibri" w:cs="Calibri"/>
               </w:rPr>
-            </w:pPr>
+              <w:t>He enfrentado cada dificultad con una solución técnica concreta:</w:t>
+            </w:r>
           </w:p>
           <w:p>
             <w:pPr>
+              <w:spacing w:before="60" w:after="60"/>
               <w:jc w:val="both"/>
+            </w:pPr>
+            <w:r>
               <w:rPr>
-                <w:rFonts w:ascii="Calibri" w:hAnsi="Calibri"/>
-                <w:b/>
-                <w:bCs/>
-                <w:color w:val="1F4E79" w:themeColor="accent1" w:themeShade="80"/>
+                <w:rFonts w:ascii="Calibri" w:hAnsi="Calibri" w:cs="Calibri"/>
               </w:rPr>
-            </w:pPr>
+              <w:t>• Frente a la restricción de no usar SQL, desarrollé una aplicación de escritorio que trabaja en memoria sobre los archivos Excel y CSV compartidos.</w:t>
+            </w:r>
           </w:p>
           <w:p>
             <w:pPr>
+              <w:spacing w:before="60" w:after="60"/>
               <w:jc w:val="both"/>
+            </w:pPr>
+            <w:r>
               <w:rPr>
-                <w:rFonts w:ascii="Calibri" w:hAnsi="Calibri"/>
-                <w:b/>
-                <w:bCs/>
-                <w:color w:val="1F4E79" w:themeColor="accent1" w:themeShade="80"/>
+                <w:rFonts w:ascii="Calibri" w:hAnsi="Calibri" w:cs="Calibri"/>
               </w:rPr>
+              <w:t>• Frente a los archivos bloqueados, hice que el guardado se realice sobre una copia temporal que reemplaza al original, con reintentos y aviso al usuario.</w:t>
+            </w:r>
+          </w:p>
+          <w:p>
+            <w:pPr>
+              <w:spacing w:before="60" w:after="60"/>
+              <w:jc w:val="both"/>
             </w:pPr>
+            <w:r>
+              <w:rPr>
+                <w:rFonts w:ascii="Calibri" w:hAnsi="Calibri" w:cs="Calibri"/>
+              </w:rPr>
+              <w:t>• Frente a la lentitud, implementé la carga en segundo plano y medí cada optimización antes y después; la carga bajó de 6,2 s a 0,9 s.</w:t>
+            </w:r>
+          </w:p>
+          <w:p>
+            <w:pPr>
+              <w:spacing w:before="60" w:after="60"/>
+              <w:jc w:val="both"/>
+            </w:pPr>
+            <w:r>
+              <w:rPr>
+                <w:rFonts w:ascii="Calibri" w:hAnsi="Calibri" w:cs="Calibri"/>
+              </w:rPr>
+              <w:t xml:space="preserve">• Frente a los datos inconsistentes, apliqué limpieza automática al cargar y llaves comunes (VIN y CDB). </w:t>
+            </w:r>
+            <w:proofErr w:type="gramStart"/>
+            <w:r>
+              <w:rPr>
+                <w:rFonts w:ascii="Calibri" w:hAnsi="Calibri" w:cs="Calibri"/>
+              </w:rPr>
+              <w:t>Además</w:t>
+            </w:r>
+            <w:proofErr w:type="gramEnd"/>
+            <w:r>
+              <w:rPr>
+                <w:rFonts w:ascii="Calibri" w:hAnsi="Calibri" w:cs="Calibri"/>
+              </w:rPr>
+              <w:t xml:space="preserve"> depuré el Registro Maestro original junto con la </w:t>
+            </w:r>
+            <w:proofErr w:type="spellStart"/>
+            <w:r>
+              <w:rPr>
+                <w:rFonts w:ascii="Calibri" w:hAnsi="Calibri" w:cs="Calibri"/>
+              </w:rPr>
+              <w:t>Product</w:t>
+            </w:r>
+            <w:proofErr w:type="spellEnd"/>
+            <w:r>
+              <w:rPr>
+                <w:rFonts w:ascii="Calibri" w:hAnsi="Calibri" w:cs="Calibri"/>
+              </w:rPr>
+              <w:t xml:space="preserve"> Owner, indicándole los errores que iba encontrando, que eran muchos.</w:t>
+            </w:r>
+          </w:p>
+          <w:p>
+            <w:pPr>
+              <w:spacing w:before="60" w:after="60"/>
+              <w:jc w:val="both"/>
+            </w:pPr>
+            <w:r>
+              <w:rPr>
+                <w:rFonts w:ascii="Calibri" w:hAnsi="Calibri" w:cs="Calibri"/>
+              </w:rPr>
+              <w:t xml:space="preserve">• Frente a las reglas de negocio cambiantes, refiné el backlog con la </w:t>
+            </w:r>
+            <w:proofErr w:type="spellStart"/>
+            <w:r>
+              <w:rPr>
+                <w:rFonts w:ascii="Calibri" w:hAnsi="Calibri" w:cs="Calibri"/>
+              </w:rPr>
+              <w:t>Product</w:t>
+            </w:r>
+            <w:proofErr w:type="spellEnd"/>
+            <w:r>
+              <w:rPr>
+                <w:rFonts w:ascii="Calibri" w:hAnsi="Calibri" w:cs="Calibri"/>
+              </w:rPr>
+              <w:t xml:space="preserve"> Owner y registré cada cambio mediante un control formal (RFC).</w:t>
+            </w:r>
+          </w:p>
+          <w:p>
+            <w:pPr>
+              <w:spacing w:before="60" w:after="60"/>
+              <w:jc w:val="both"/>
+            </w:pPr>
+            <w:r>
+              <w:rPr>
+                <w:rFonts w:ascii="Calibri" w:hAnsi="Calibri" w:cs="Calibri"/>
+              </w:rPr>
+              <w:t xml:space="preserve">También tuve que hacer dos ajustes de fondo. El primero fue cambiar la llave del VIN al ID de contrato en todas las pantallas, porque al reactivar un camión se pisaba el contrato anterior. El segundo fue rehacer el </w:t>
+            </w:r>
+            <w:proofErr w:type="spellStart"/>
+            <w:r>
+              <w:rPr>
+                <w:rFonts w:ascii="Calibri" w:hAnsi="Calibri" w:cs="Calibri"/>
+              </w:rPr>
+              <w:t>dashboard</w:t>
+            </w:r>
+            <w:proofErr w:type="spellEnd"/>
+            <w:r>
+              <w:rPr>
+                <w:rFonts w:ascii="Calibri" w:hAnsi="Calibri" w:cs="Calibri"/>
+              </w:rPr>
+              <w:t xml:space="preserve"> dentro de la aplicación: el otro practicante me ofreció integrar su página con tres </w:t>
+            </w:r>
+            <w:proofErr w:type="spellStart"/>
+            <w:r>
+              <w:rPr>
+                <w:rFonts w:ascii="Calibri" w:hAnsi="Calibri" w:cs="Calibri"/>
+              </w:rPr>
+              <w:t>dashboards</w:t>
+            </w:r>
+            <w:proofErr w:type="spellEnd"/>
+            <w:r>
+              <w:rPr>
+                <w:rFonts w:ascii="Calibri" w:hAnsi="Calibri" w:cs="Calibri"/>
+              </w:rPr>
+              <w:t>, pero eso dejaba obsoleto el trabajo de ambos, así que reconstruí esos gráficos y sumé indicadores propios. Para lo que viene, planeo corregir los errores que aparezcan en las pruebas con usuarios entre el 26 de octubre y el 13 de noviembre.</w:t>
+            </w:r>
           </w:p>
         </w:tc>
       </w:tr>
     </w:tbl>
     <w:p>
       <w:pPr>
-        <w:spacing w:after="0" w:line="360" w:lineRule="auto"/>
-        <w:jc w:val="both"/>
-        <w:rPr>
-          <w:color w:val="595959" w:themeColor="text1" w:themeTint="A6"/>
-          <w:sz w:val="24"/>
-          <w:szCs w:val="24"/>
-          <w:lang w:eastAsia="ja-JP"/>
-        </w:rPr>
-      </w:pPr>
-    </w:p>
-    <w:p>
-      <w:pPr>
-        <w:spacing w:after="0" w:line="360" w:lineRule="auto"/>
-        <w:jc w:val="both"/>
         <w:rPr>
           <w:b/>
           <w:bCs/>
@@ -527,93 +719,9 @@
         </w:rPr>
       </w:pPr>
     </w:p>
-    <w:p>
-      <w:pPr>
-        <w:spacing w:after="0" w:line="360" w:lineRule="auto"/>
-        <w:jc w:val="both"/>
-        <w:rPr>
-          <w:b/>
-          <w:bCs/>
-          <w:sz w:val="24"/>
-          <w:szCs w:val="24"/>
-        </w:rPr>
-      </w:pPr>
-    </w:p>
-    <w:p>
-      <w:pPr>
-        <w:spacing w:after="0" w:line="360" w:lineRule="auto"/>
-        <w:jc w:val="both"/>
-        <w:rPr>
-          <w:b/>
-          <w:bCs/>
-          <w:sz w:val="24"/>
-          <w:szCs w:val="24"/>
-        </w:rPr>
-      </w:pPr>
-    </w:p>
-    <w:p>
-      <w:pPr>
-        <w:spacing w:after="0" w:line="360" w:lineRule="auto"/>
-        <w:jc w:val="both"/>
-        <w:rPr>
-          <w:b/>
-          <w:bCs/>
-          <w:sz w:val="24"/>
-          <w:szCs w:val="24"/>
-        </w:rPr>
-      </w:pPr>
-    </w:p>
-    <w:p>
-      <w:pPr>
-        <w:spacing w:after="0" w:line="360" w:lineRule="auto"/>
-        <w:jc w:val="both"/>
-        <w:rPr>
-          <w:b/>
-          <w:bCs/>
-          <w:sz w:val="24"/>
-          <w:szCs w:val="24"/>
-        </w:rPr>
-      </w:pPr>
-    </w:p>
-    <w:p>
-      <w:pPr>
-        <w:spacing w:after="0" w:line="360" w:lineRule="auto"/>
-        <w:jc w:val="both"/>
-        <w:rPr>
-          <w:b/>
-          <w:bCs/>
-          <w:sz w:val="24"/>
-          <w:szCs w:val="24"/>
-        </w:rPr>
-      </w:pPr>
-    </w:p>
-    <w:p>
-      <w:pPr>
-        <w:spacing w:after="0" w:line="360" w:lineRule="auto"/>
-        <w:jc w:val="both"/>
-        <w:rPr>
-          <w:b/>
-          <w:bCs/>
-          <w:sz w:val="24"/>
-          <w:szCs w:val="24"/>
-        </w:rPr>
-      </w:pPr>
-    </w:p>
-    <w:p>
-      <w:pPr>
-        <w:spacing w:after="0" w:line="360" w:lineRule="auto"/>
-        <w:jc w:val="both"/>
-        <w:rPr>
-          <w:b/>
-          <w:bCs/>
-          <w:sz w:val="24"/>
-          <w:szCs w:val="24"/>
-        </w:rPr>
-      </w:pPr>
-    </w:p>
     <w:tbl>
       <w:tblPr>
-        <w:tblStyle w:val="Tablaconcuadrcula"/>
+        <w:tblStyle w:val="TableGrid"/>
         <w:tblW w:w="0" w:type="auto"/>
         <w:tblBorders>
           <w:top w:val="single" w:sz="4" w:space="0" w:color="BFBFBF" w:themeColor="background1" w:themeShade="BF"/>
@@ -685,7 +793,6 @@
                 <w:sz w:val="24"/>
                 <w:szCs w:val="24"/>
               </w:rPr>
-              <w:lastRenderedPageBreak/>
               <w:t>¿Cómo evalúas tu</w:t>
             </w:r>
             <w:r>
@@ -734,36 +841,27 @@
           </w:p>
           <w:p>
             <w:pPr>
+              <w:spacing w:before="60" w:after="60"/>
               <w:jc w:val="both"/>
+            </w:pPr>
+            <w:r>
               <w:rPr>
-                <w:rFonts w:ascii="Calibri" w:hAnsi="Calibri"/>
-                <w:b/>
-                <w:bCs/>
-                <w:color w:val="1F4E79" w:themeColor="accent1" w:themeShade="80"/>
+                <w:rFonts w:ascii="Calibri" w:hAnsi="Calibri" w:cs="Calibri"/>
               </w:rPr>
-            </w:pPr>
+              <w:t>Evalúo mi trabajo de forma positiva. Destaco la evolución que tuvo el proyecto y las decisiones técnicas que fui tomando a medida que avanzaba, apoyadas en pruebas y en los hallazgos que fui descubriendo en el camino. El proyecto me exigió pensar con detalle cómo debe comunicarse cada pantalla con las demás y cómo se relacionan los archivos entre sí, como si se tratara de una base de datos relacional. Además, cumplí con los resultados que se pueden medir: la carga de la aplicación bajó de 6,2 s a 0,9 s y el sistema cuenta con más de 1.000 pruebas automáticas.</w:t>
+            </w:r>
           </w:p>
           <w:p>
             <w:pPr>
+              <w:spacing w:before="60" w:after="60"/>
               <w:jc w:val="both"/>
+            </w:pPr>
+            <w:r>
               <w:rPr>
-                <w:rFonts w:ascii="Calibri" w:hAnsi="Calibri"/>
-                <w:b/>
-                <w:bCs/>
-                <w:color w:val="1F4E79" w:themeColor="accent1" w:themeShade="80"/>
+                <w:rFonts w:ascii="Calibri" w:hAnsi="Calibri" w:cs="Calibri"/>
               </w:rPr>
-            </w:pPr>
-          </w:p>
-          <w:p>
-            <w:pPr>
-              <w:jc w:val="both"/>
-              <w:rPr>
-                <w:rFonts w:ascii="Calibri" w:hAnsi="Calibri"/>
-                <w:b/>
-                <w:bCs/>
-                <w:color w:val="1F4E79" w:themeColor="accent1" w:themeShade="80"/>
-              </w:rPr>
-            </w:pPr>
+              <w:t>Mi forma de trabajar consiste en cuestionarme primero cómo hacer funcionar cada componente, representarlo en diagramas, pasar luego al código para ver cómo va quedando y, finalmente, corregir los puntos donde falla. Considero que este método es adecuado, porque permite anticipar problemas y contar con una base clara para construir, evitando avanzar un paso y retroceder dos. Si programara sin planificar, iría descubriendo sobre la marcha problemas que una buena planificación habría evidenciado antes. Como aspecto a mejorar, procuro seguir probando herramientas nuevas, como Power BI, que se utiliza en muchas empresas y que aporta a mi desarrollo profesional.</w:t>
+            </w:r>
           </w:p>
         </w:tc>
       </w:tr>
@@ -781,9 +879,10 @@
       </w:pPr>
     </w:p>
     <w:p/>
+    <w:p/>
     <w:tbl>
       <w:tblPr>
-        <w:tblStyle w:val="Tablaconcuadrcula"/>
+        <w:tblStyle w:val="TableGrid"/>
         <w:tblW w:w="0" w:type="auto"/>
         <w:tblBorders>
           <w:top w:val="single" w:sz="4" w:space="0" w:color="BFBFBF" w:themeColor="background1" w:themeShade="BF"/>
@@ -824,6 +923,7 @@
                 <w:sz w:val="24"/>
                 <w:szCs w:val="24"/>
               </w:rPr>
+              <w:lastRenderedPageBreak/>
               <w:t>4. Después de reflexionar sobre el avance de tu Proyecto APT</w:t>
             </w:r>
           </w:p>
@@ -871,63 +971,31 @@
           </w:p>
           <w:p>
             <w:pPr>
+              <w:spacing w:before="60" w:after="60"/>
               <w:jc w:val="both"/>
+            </w:pPr>
+            <w:r>
               <w:rPr>
-                <w:rFonts w:ascii="Calibri" w:hAnsi="Calibri"/>
-                <w:b/>
-                <w:bCs/>
-                <w:color w:val="1F4E79" w:themeColor="accent1" w:themeShade="80"/>
+                <w:rFonts w:ascii="Calibri" w:hAnsi="Calibri" w:cs="Calibri"/>
               </w:rPr>
-            </w:pPr>
+              <w:t>Mi principal inquietud se relaciona con la restricción de no usar una base de datos. En la sede no se me autorizó levantar una, aun cuando otros compañeros sí lo hicieron, con el argumento de que era riesgoso por la filtración de información sensible, como los costos de los planes o los correos de clientes y ejecutivos. Esa restricción se resolvió trabajando con archivos en SharePoint y quedó registrada como un requerimiento del proyecto. Sin embargo, considero que este sistema se habría podido construir con facilidad sobre una base de datos relacional.</w:t>
+            </w:r>
           </w:p>
           <w:p>
             <w:pPr>
+              <w:spacing w:before="60" w:after="60"/>
               <w:jc w:val="both"/>
+            </w:pPr>
+            <w:r>
               <w:rPr>
-                <w:rFonts w:ascii="Calibri" w:hAnsi="Calibri"/>
-                <w:b/>
-                <w:bCs/>
-                <w:color w:val="1F4E79" w:themeColor="accent1" w:themeShade="80"/>
+                <w:rFonts w:ascii="Calibri" w:hAnsi="Calibri" w:cs="Calibri"/>
               </w:rPr>
-            </w:pPr>
-          </w:p>
-          <w:p>
-            <w:pPr>
-              <w:jc w:val="both"/>
-              <w:rPr>
-                <w:rFonts w:ascii="Calibri" w:hAnsi="Calibri"/>
-                <w:b/>
-                <w:bCs/>
-                <w:color w:val="1F4E79" w:themeColor="accent1" w:themeShade="80"/>
-              </w:rPr>
-            </w:pPr>
-          </w:p>
-          <w:p>
-            <w:pPr>
-              <w:jc w:val="both"/>
-              <w:rPr>
-                <w:rFonts w:ascii="Calibri" w:hAnsi="Calibri"/>
-                <w:b/>
-                <w:bCs/>
-                <w:color w:val="1F4E79" w:themeColor="accent1" w:themeShade="80"/>
-              </w:rPr>
-            </w:pPr>
+              <w:t>Durante la presentación, el profesor me preguntó cómo, si no se permitía usar una base de datos, había sido posible crear un ejecutable y enviar correos desde la aplicación. Respondí que se trataba de una solución propia que encaja bien en el entorno de la empresa: Python es un lenguaje permitido, Outlook es el sistema de correo que utiliza Volvo, las plantillas evitan redactar los correos a mano y el ejecutable evita que los usuarios deban instalar librerías para usar el sistema.</w:t>
+            </w:r>
           </w:p>
         </w:tc>
       </w:tr>
     </w:tbl>
-    <w:p>
-      <w:pPr>
-        <w:spacing w:after="0" w:line="360" w:lineRule="auto"/>
-        <w:jc w:val="both"/>
-        <w:rPr>
-          <w:color w:val="595959" w:themeColor="text1" w:themeTint="A6"/>
-          <w:sz w:val="24"/>
-          <w:szCs w:val="24"/>
-          <w:lang w:eastAsia="ja-JP"/>
-        </w:rPr>
-      </w:pPr>
-    </w:p>
     <w:p>
       <w:pPr>
         <w:spacing w:after="0" w:line="360" w:lineRule="auto"/>
@@ -942,7 +1010,7 @@
     </w:p>
     <w:tbl>
       <w:tblPr>
-        <w:tblStyle w:val="Tablaconcuadrcula"/>
+        <w:tblStyle w:val="TableGrid"/>
         <w:tblW w:w="0" w:type="auto"/>
         <w:tblBorders>
           <w:top w:val="single" w:sz="4" w:space="0" w:color="BFBFBF" w:themeColor="background1" w:themeShade="BF"/>
@@ -1021,39 +1089,6 @@
             <w:pPr>
               <w:jc w:val="both"/>
               <w:rPr>
-                <w:rFonts w:eastAsiaTheme="majorEastAsia"/>
-                <w:color w:val="767171" w:themeColor="background2" w:themeShade="80"/>
-                <w:sz w:val="24"/>
-                <w:szCs w:val="24"/>
-              </w:rPr>
-            </w:pPr>
-          </w:p>
-          <w:p>
-            <w:pPr>
-              <w:jc w:val="both"/>
-              <w:rPr>
-                <w:rFonts w:eastAsiaTheme="majorEastAsia"/>
-                <w:color w:val="767171" w:themeColor="background2" w:themeShade="80"/>
-                <w:sz w:val="24"/>
-                <w:szCs w:val="24"/>
-              </w:rPr>
-            </w:pPr>
-          </w:p>
-          <w:p>
-            <w:pPr>
-              <w:jc w:val="both"/>
-              <w:rPr>
-                <w:rFonts w:eastAsiaTheme="majorEastAsia"/>
-                <w:color w:val="767171" w:themeColor="background2" w:themeShade="80"/>
-                <w:sz w:val="24"/>
-                <w:szCs w:val="24"/>
-              </w:rPr>
-            </w:pPr>
-          </w:p>
-          <w:p>
-            <w:pPr>
-              <w:jc w:val="both"/>
-              <w:rPr>
                 <w:rFonts w:ascii="Calibri" w:hAnsi="Calibri"/>
                 <w:b/>
                 <w:bCs/>
@@ -1061,21 +1096,33 @@
               </w:rPr>
             </w:pPr>
           </w:p>
+          <w:p>
+            <w:pPr>
+              <w:spacing w:before="60" w:after="60"/>
+              <w:jc w:val="both"/>
+            </w:pPr>
+            <w:r>
+              <w:rPr>
+                <w:rFonts w:ascii="Calibri" w:hAnsi="Calibri" w:cs="Calibri"/>
+              </w:rPr>
+              <w:t>Consideramos que, por ahora, la distribución de roles es adecuada y debe mantenerse. Yo realizo la práctica directamente con el cliente, lo que me permite implementar los cambios del producto de inmediato. A medida que avanzo, dejo documentados esos cambios y los envío a Irma, junto con los diagramas, para que continúe con la documentación más relevante del proyecto.</w:t>
+            </w:r>
+          </w:p>
+          <w:p>
+            <w:pPr>
+              <w:spacing w:before="60" w:after="60"/>
+              <w:jc w:val="both"/>
+            </w:pPr>
+            <w:r>
+              <w:rPr>
+                <w:rFonts w:ascii="Calibri" w:hAnsi="Calibri" w:cs="Calibri"/>
+              </w:rPr>
+              <w:t>En lo que viene hay dos actividades por asignar: las pruebas con usuarios y la corrección de errores (26-10 al 13-11), que quedan a mi cargo, y la consolidación de la documentación final y las propuestas de mejora (desde el 16-11), que realizaremos entre ambos, con Irma liderando la parte documental.</w:t>
+            </w:r>
+          </w:p>
         </w:tc>
       </w:tr>
     </w:tbl>
-    <w:p>
-      <w:pPr>
-        <w:spacing w:after="0" w:line="360" w:lineRule="auto"/>
-        <w:jc w:val="both"/>
-        <w:rPr>
-          <w:color w:val="595959" w:themeColor="text1" w:themeTint="A6"/>
-          <w:sz w:val="24"/>
-          <w:szCs w:val="24"/>
-          <w:lang w:eastAsia="ja-JP"/>
-        </w:rPr>
-      </w:pPr>
-    </w:p>
     <w:p>
       <w:pPr>
         <w:spacing w:after="0" w:line="360" w:lineRule="auto"/>
@@ -1090,7 +1137,7 @@
     </w:p>
     <w:tbl>
       <w:tblPr>
-        <w:tblStyle w:val="Tablaconcuadrcula"/>
+        <w:tblStyle w:val="TableGrid"/>
         <w:tblW w:w="0" w:type="auto"/>
         <w:tblBorders>
           <w:top w:val="single" w:sz="4" w:space="0" w:color="BFBFBF" w:themeColor="background1" w:themeShade="BF"/>
@@ -1139,10 +1186,18 @@
                 <w:sz w:val="24"/>
                 <w:szCs w:val="24"/>
               </w:rPr>
-              <w:t>. APT  grupal</w:t>
+              <w:t xml:space="preserve">. </w:t>
             </w:r>
-            <w:bookmarkStart w:id="0" w:name="_GoBack"/>
-            <w:bookmarkEnd w:id="0"/>
+            <w:proofErr w:type="gramStart"/>
+            <w:r>
+              <w:rPr>
+                <w:rFonts w:eastAsiaTheme="majorEastAsia"/>
+                <w:sz w:val="24"/>
+                <w:szCs w:val="24"/>
+              </w:rPr>
+              <w:t>APT  grupal</w:t>
+            </w:r>
+            <w:proofErr w:type="gramEnd"/>
           </w:p>
         </w:tc>
       </w:tr>
@@ -1161,7 +1216,6 @@
               <w:jc w:val="both"/>
               <w:rPr>
                 <w:rFonts w:eastAsiaTheme="majorEastAsia"/>
-                <w:color w:val="767171" w:themeColor="background2" w:themeShade="80"/>
                 <w:sz w:val="24"/>
                 <w:szCs w:val="24"/>
               </w:rPr>
@@ -1188,63 +1242,31 @@
           </w:p>
           <w:p>
             <w:pPr>
+              <w:spacing w:before="60" w:after="60"/>
               <w:jc w:val="both"/>
+            </w:pPr>
+            <w:r>
               <w:rPr>
-                <w:rFonts w:eastAsiaTheme="majorEastAsia"/>
-                <w:color w:val="767171" w:themeColor="background2" w:themeShade="80"/>
-                <w:sz w:val="24"/>
-                <w:szCs w:val="24"/>
+                <w:rFonts w:ascii="Calibri" w:hAnsi="Calibri" w:cs="Calibri"/>
               </w:rPr>
-            </w:pPr>
+              <w:t>Evaluamos el trabajo en grupo de manera positiva. Como aspectos positivos destacamos la división clara de roles: Irma lidera la documentación y la gestión desde Duoc UC, con un buen desempeño en la elaboración de la documentación y de las historias de usuario, y yo me encargo del desarrollo en Volvo, junto con la comunicación continua y el control formal de cambios que usamos para coordinar ambos frentes.</w:t>
+            </w:r>
           </w:p>
           <w:p>
             <w:pPr>
+              <w:spacing w:before="60" w:after="60"/>
               <w:jc w:val="both"/>
+            </w:pPr>
+            <w:r>
               <w:rPr>
-                <w:rFonts w:eastAsiaTheme="majorEastAsia"/>
-                <w:color w:val="767171" w:themeColor="background2" w:themeShade="80"/>
-                <w:sz w:val="24"/>
-                <w:szCs w:val="24"/>
+                <w:rFonts w:ascii="Calibri" w:hAnsi="Calibri" w:cs="Calibri"/>
               </w:rPr>
-            </w:pPr>
-          </w:p>
-          <w:p>
-            <w:pPr>
-              <w:jc w:val="both"/>
-              <w:rPr>
-                <w:rFonts w:eastAsiaTheme="majorEastAsia"/>
-                <w:color w:val="767171" w:themeColor="background2" w:themeShade="80"/>
-                <w:sz w:val="24"/>
-                <w:szCs w:val="24"/>
-              </w:rPr>
-            </w:pPr>
-          </w:p>
-          <w:p>
-            <w:pPr>
-              <w:jc w:val="both"/>
-              <w:rPr>
-                <w:rFonts w:ascii="Calibri" w:hAnsi="Calibri"/>
-                <w:b/>
-                <w:bCs/>
-                <w:color w:val="1F4E79" w:themeColor="accent1" w:themeShade="80"/>
-              </w:rPr>
-            </w:pPr>
+              <w:t>Como aspecto a mejorar, es importante que Irma profundice en el conocimiento del producto y de cada situación que se presenta en él, de modo que pueda explicar los procesos paso a paso, por ejemplo, la creación de un contrato. Como yo desarrollé esa funcionalidad, fui quien pudo responder esa consulta, mientras que su trabajo estuvo más acotado a la historia de usuario. También podemos mantener la documentación más al día respecto de los cambios del producto: en la presentación intermedia solo la pantalla Comercial trabajaba con contratos por ID y hoy lo hacen todas las pantallas.</w:t>
+            </w:r>
           </w:p>
         </w:tc>
       </w:tr>
     </w:tbl>
-    <w:p>
-      <w:pPr>
-        <w:spacing w:after="0" w:line="360" w:lineRule="auto"/>
-        <w:jc w:val="both"/>
-        <w:rPr>
-          <w:color w:val="595959" w:themeColor="text1" w:themeTint="A6"/>
-          <w:sz w:val="24"/>
-          <w:szCs w:val="24"/>
-          <w:lang w:eastAsia="ja-JP"/>
-        </w:rPr>
-      </w:pPr>
-    </w:p>
     <w:p>
       <w:pPr>
         <w:spacing w:after="0" w:line="360" w:lineRule="auto"/>
@@ -1272,7 +1294,7 @@
 </file>
 
 <file path=word/endnotes.xml><?xml version="1.0" encoding="utf-8"?>
-<w:endnotes xmlns:wpc="http://schemas.microsoft.com/office/word/2010/wordprocessingCanvas" xmlns:cx="http://schemas.microsoft.com/office/drawing/2014/chartex" xmlns:mc="http://schemas.openxmlformats.org/markup-compatibility/2006" xmlns:o="urn:schemas-microsoft-com:office:office" xmlns:r="http://schemas.openxmlformats.org/officeDocument/2006/relationships" xmlns:m="http://schemas.openxmlformats.org/officeDocument/2006/math" xmlns:v="urn:schemas-microsoft-com:vml" xmlns:wp14="http://schemas.microsoft.com/office/word/2010/wordprocessingDrawing" xmlns:wp="http://schemas.openxmlformats.org/drawingml/2006/wordprocessingDrawing" xmlns:w10="urn:schemas-microsoft-com:office:word" xmlns:w="http://schemas.openxmlformats.org/wordprocessingml/2006/main" xmlns:w14="http://schemas.microsoft.com/office/word/2010/wordml" xmlns:w15="http://schemas.microsoft.com/office/word/2012/wordml" xmlns:w16se="http://schemas.microsoft.com/office/word/2015/wordml/symex" xmlns:wpg="http://schemas.microsoft.com/office/word/2010/wordprocessingGroup" xmlns:wpi="http://schemas.microsoft.com/office/word/2010/wordprocessingInk" xmlns:wne="http://schemas.microsoft.com/office/word/2006/wordml" xmlns:wps="http://schemas.microsoft.com/office/word/2010/wordprocessingShape" mc:Ignorable="w14 w15 w16se wp14">
+<w:endnotes xmlns:wpc="http://schemas.microsoft.com/office/word/2010/wordprocessingCanvas" xmlns:cx="http://schemas.microsoft.com/office/drawing/2014/chartex" xmlns:cx1="http://schemas.microsoft.com/office/drawing/2015/9/8/chartex" xmlns:cx2="http://schemas.microsoft.com/office/drawing/2015/10/21/chartex" xmlns:cx3="http://schemas.microsoft.com/office/drawing/2016/5/9/chartex" xmlns:cx4="http://schemas.microsoft.com/office/drawing/2016/5/10/chartex" xmlns:cx5="http://schemas.microsoft.com/office/drawing/2016/5/11/chartex" xmlns:cx6="http://schemas.microsoft.com/office/drawing/2016/5/12/chartex" xmlns:cx7="http://schemas.microsoft.com/office/drawing/2016/5/13/chartex" xmlns:cx8="http://schemas.microsoft.com/office/drawing/2016/5/14/chartex" xmlns:mc="http://schemas.openxmlformats.org/markup-compatibility/2006" xmlns:aink="http://schemas.microsoft.com/office/drawing/2016/ink" xmlns:am3d="http://schemas.microsoft.com/office/drawing/2017/model3d" xmlns:o="urn:schemas-microsoft-com:office:office" xmlns:oel="http://schemas.microsoft.com/office/2019/extlst" xmlns:r="http://schemas.openxmlformats.org/officeDocument/2006/relationships" xmlns:m="http://schemas.openxmlformats.org/officeDocument/2006/math" xmlns:v="urn:schemas-microsoft-com:vml" xmlns:wp14="http://schemas.microsoft.com/office/word/2010/wordprocessingDrawing" xmlns:wp="http://schemas.openxmlformats.org/drawingml/2006/wordprocessingDrawing" xmlns:w10="urn:schemas-microsoft-com:office:word" xmlns:w="http://schemas.openxmlformats.org/wordprocessingml/2006/main" xmlns:w14="http://schemas.microsoft.com/office/word/2010/wordml" xmlns:w15="http://schemas.microsoft.com/office/word/2012/wordml" xmlns:w16cex="http://schemas.microsoft.com/office/word/2018/wordml/cex" xmlns:w16cid="http://schemas.microsoft.com/office/word/2016/wordml/cid" xmlns:w16="http://schemas.microsoft.com/office/word/2018/wordml" xmlns:w16du="http://schemas.microsoft.com/office/word/2023/wordml/word16du" xmlns:w16sdtdh="http://schemas.microsoft.com/office/word/2020/wordml/sdtdatahash" xmlns:w16sdtfl="http://schemas.microsoft.com/office/word/2024/wordml/sdtformatlock" xmlns:w16se="http://schemas.microsoft.com/office/word/2015/wordml/symex" xmlns:wpg="http://schemas.microsoft.com/office/word/2010/wordprocessingGroup" xmlns:wpi="http://schemas.microsoft.com/office/word/2010/wordprocessingInk" xmlns:wne="http://schemas.microsoft.com/office/word/2006/wordml" xmlns:wps="http://schemas.microsoft.com/office/word/2010/wordprocessingShape" mc:Ignorable="w14 w15 w16se w16cid w16 w16cex w16sdtdh w16sdtfl w16du wp14">
   <w:endnote w:type="separator" w:id="-1">
     <w:p>
       <w:pPr>
@@ -1297,7 +1319,7 @@
 </file>
 
 <file path=word/footer1.xml><?xml version="1.0" encoding="utf-8"?>
-<w:ftr xmlns:wpc="http://schemas.microsoft.com/office/word/2010/wordprocessingCanvas" xmlns:cx="http://schemas.microsoft.com/office/drawing/2014/chartex" xmlns:mc="http://schemas.openxmlformats.org/markup-compatibility/2006" xmlns:o="urn:schemas-microsoft-com:office:office" xmlns:r="http://schemas.openxmlformats.org/officeDocument/2006/relationships" xmlns:m="http://schemas.openxmlformats.org/officeDocument/2006/math" xmlns:v="urn:schemas-microsoft-com:vml" xmlns:wp14="http://schemas.microsoft.com/office/word/2010/wordprocessingDrawing" xmlns:wp="http://schemas.openxmlformats.org/drawingml/2006/wordprocessingDrawing" xmlns:w10="urn:schemas-microsoft-com:office:word" xmlns:w="http://schemas.openxmlformats.org/wordprocessingml/2006/main" xmlns:w14="http://schemas.microsoft.com/office/word/2010/wordml" xmlns:w15="http://schemas.microsoft.com/office/word/2012/wordml" xmlns:w16se="http://schemas.microsoft.com/office/word/2015/wordml/symex" xmlns:wpg="http://schemas.microsoft.com/office/word/2010/wordprocessingGroup" xmlns:wpi="http://schemas.microsoft.com/office/word/2010/wordprocessingInk" xmlns:wne="http://schemas.microsoft.com/office/word/2006/wordml" xmlns:wps="http://schemas.microsoft.com/office/word/2010/wordprocessingShape" mc:Ignorable="w14 w15 w16se wp14">
+<w:ftr xmlns:wpc="http://schemas.microsoft.com/office/word/2010/wordprocessingCanvas" xmlns:cx="http://schemas.microsoft.com/office/drawing/2014/chartex" xmlns:cx1="http://schemas.microsoft.com/office/drawing/2015/9/8/chartex" xmlns:cx2="http://schemas.microsoft.com/office/drawing/2015/10/21/chartex" xmlns:cx3="http://schemas.microsoft.com/office/drawing/2016/5/9/chartex" xmlns:cx4="http://schemas.microsoft.com/office/drawing/2016/5/10/chartex" xmlns:cx5="http://schemas.microsoft.com/office/drawing/2016/5/11/chartex" xmlns:cx6="http://schemas.microsoft.com/office/drawing/2016/5/12/chartex" xmlns:cx7="http://schemas.microsoft.com/office/drawing/2016/5/13/chartex" xmlns:cx8="http://schemas.microsoft.com/office/drawing/2016/5/14/chartex" xmlns:mc="http://schemas.openxmlformats.org/markup-compatibility/2006" xmlns:aink="http://schemas.microsoft.com/office/drawing/2016/ink" xmlns:am3d="http://schemas.microsoft.com/office/drawing/2017/model3d" xmlns:o="urn:schemas-microsoft-com:office:office" xmlns:oel="http://schemas.microsoft.com/office/2019/extlst" xmlns:r="http://schemas.openxmlformats.org/officeDocument/2006/relationships" xmlns:m="http://schemas.openxmlformats.org/officeDocument/2006/math" xmlns:v="urn:schemas-microsoft-com:vml" xmlns:wp14="http://schemas.microsoft.com/office/word/2010/wordprocessingDrawing" xmlns:wp="http://schemas.openxmlformats.org/drawingml/2006/wordprocessingDrawing" xmlns:w10="urn:schemas-microsoft-com:office:word" xmlns:w="http://schemas.openxmlformats.org/wordprocessingml/2006/main" xmlns:w14="http://schemas.microsoft.com/office/word/2010/wordml" xmlns:w15="http://schemas.microsoft.com/office/word/2012/wordml" xmlns:w16cex="http://schemas.microsoft.com/office/word/2018/wordml/cex" xmlns:w16cid="http://schemas.microsoft.com/office/word/2016/wordml/cid" xmlns:w16="http://schemas.microsoft.com/office/word/2018/wordml" xmlns:w16du="http://schemas.microsoft.com/office/word/2023/wordml/word16du" xmlns:w16sdtdh="http://schemas.microsoft.com/office/word/2020/wordml/sdtdatahash" xmlns:w16sdtfl="http://schemas.microsoft.com/office/word/2024/wordml/sdtformatlock" xmlns:w16se="http://schemas.microsoft.com/office/word/2015/wordml/symex" xmlns:wpg="http://schemas.microsoft.com/office/word/2010/wordprocessingGroup" xmlns:wpi="http://schemas.microsoft.com/office/word/2010/wordprocessingInk" xmlns:wne="http://schemas.microsoft.com/office/word/2006/wordml" xmlns:wps="http://schemas.microsoft.com/office/word/2010/wordprocessingShape" mc:Ignorable="w14 w15 w16se w16cid w16 w16cex w16sdtdh w16sdtfl w16du wp14">
   <w:sdt>
     <w:sdtPr>
       <w:id w:val="-937982979"/>
@@ -1306,11 +1328,10 @@
         <w:docPartUnique/>
       </w:docPartObj>
     </w:sdtPr>
-    <w:sdtEndPr/>
     <w:sdtContent>
       <w:p>
         <w:pPr>
-          <w:pStyle w:val="Piedepgina"/>
+          <w:pStyle w:val="Footer"/>
         </w:pPr>
         <w:r>
           <w:rPr>
@@ -1518,7 +1539,7 @@
             </mc:Choice>
             <mc:Fallback>
               <w:pict>
-                <v:group w14:anchorId="51D00065" id="Grupo 32" o:spid="_x0000_s1026" style="position:absolute;margin-left:0;margin-top:0;width:610.5pt;height:15pt;z-index:251659264;mso-width-percent:1000;mso-position-horizontal:center;mso-position-horizontal-relative:page;mso-position-vertical:center;mso-position-vertical-relative:bottom-margin-area;mso-width-percent:1000" coordorigin=",14970" coordsize="12255,300" o:gfxdata="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">
+                <v:group w14:anchorId="51D00065" id="Grupo 32" o:spid="_x0000_s1026" style="position:absolute;margin-left:0;margin-top:0;width:610.5pt;height:15pt;z-index:251659264;mso-width-percent:1000;mso-position-horizontal:center;mso-position-horizontal-relative:page;mso-position-vertical:center;mso-position-vertical-relative:bottom-margin-area;mso-width-percent:1000" coordorigin=",14970" coordsize="12255,300" o:gfxdata="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">
                   <v:shapetype id="_x0000_t202" coordsize="21600,21600" o:spt="202" path="m,l,21600r21600,l21600,xe">
                     <v:stroke joinstyle="miter"/>
                     <v:path gradientshapeok="t" o:connecttype="rect"/>
@@ -1585,7 +1606,7 @@
 </file>
 
 <file path=word/footnotes.xml><?xml version="1.0" encoding="utf-8"?>
-<w:footnotes xmlns:wpc="http://schemas.microsoft.com/office/word/2010/wordprocessingCanvas" xmlns:cx="http://schemas.microsoft.com/office/drawing/2014/chartex" xmlns:mc="http://schemas.openxmlformats.org/markup-compatibility/2006" xmlns:o="urn:schemas-microsoft-com:office:office" xmlns:r="http://schemas.openxmlformats.org/officeDocument/2006/relationships" xmlns:m="http://schemas.openxmlformats.org/officeDocument/2006/math" xmlns:v="urn:schemas-microsoft-com:vml" xmlns:wp14="http://schemas.microsoft.com/office/word/2010/wordprocessingDrawing" xmlns:wp="http://schemas.openxmlformats.org/drawingml/2006/wordprocessingDrawing" xmlns:w10="urn:schemas-microsoft-com:office:word" xmlns:w="http://schemas.openxmlformats.org/wordprocessingml/2006/main" xmlns:w14="http://schemas.microsoft.com/office/word/2010/wordml" xmlns:w15="http://schemas.microsoft.com/office/word/2012/wordml" xmlns:w16se="http://schemas.microsoft.com/office/word/2015/wordml/symex" xmlns:wpg="http://schemas.microsoft.com/office/word/2010/wordprocessingGroup" xmlns:wpi="http://schemas.microsoft.com/office/word/2010/wordprocessingInk" xmlns:wne="http://schemas.microsoft.com/office/word/2006/wordml" xmlns:wps="http://schemas.microsoft.com/office/word/2010/wordprocessingShape" mc:Ignorable="w14 w15 w16se wp14">
+<w:footnotes xmlns:wpc="http://schemas.microsoft.com/office/word/2010/wordprocessingCanvas" xmlns:cx="http://schemas.microsoft.com/office/drawing/2014/chartex" xmlns:cx1="http://schemas.microsoft.com/office/drawing/2015/9/8/chartex" xmlns:cx2="http://schemas.microsoft.com/office/drawing/2015/10/21/chartex" xmlns:cx3="http://schemas.microsoft.com/office/drawing/2016/5/9/chartex" xmlns:cx4="http://schemas.microsoft.com/office/drawing/2016/5/10/chartex" xmlns:cx5="http://schemas.microsoft.com/office/drawing/2016/5/11/chartex" xmlns:cx6="http://schemas.microsoft.com/office/drawing/2016/5/12/chartex" xmlns:cx7="http://schemas.microsoft.com/office/drawing/2016/5/13/chartex" xmlns:cx8="http://schemas.microsoft.com/office/drawing/2016/5/14/chartex" xmlns:mc="http://schemas.openxmlformats.org/markup-compatibility/2006" xmlns:aink="http://schemas.microsoft.com/office/drawing/2016/ink" xmlns:am3d="http://schemas.microsoft.com/office/drawing/2017/model3d" xmlns:o="urn:schemas-microsoft-com:office:office" xmlns:oel="http://schemas.microsoft.com/office/2019/extlst" xmlns:r="http://schemas.openxmlformats.org/officeDocument/2006/relationships" xmlns:m="http://schemas.openxmlformats.org/officeDocument/2006/math" xmlns:v="urn:schemas-microsoft-com:vml" xmlns:wp14="http://schemas.microsoft.com/office/word/2010/wordprocessingDrawing" xmlns:wp="http://schemas.openxmlformats.org/drawingml/2006/wordprocessingDrawing" xmlns:w10="urn:schemas-microsoft-com:office:word" xmlns:w="http://schemas.openxmlformats.org/wordprocessingml/2006/main" xmlns:w14="http://schemas.microsoft.com/office/word/2010/wordml" xmlns:w15="http://schemas.microsoft.com/office/word/2012/wordml" xmlns:w16cex="http://schemas.microsoft.com/office/word/2018/wordml/cex" xmlns:w16cid="http://schemas.microsoft.com/office/word/2016/wordml/cid" xmlns:w16="http://schemas.microsoft.com/office/word/2018/wordml" xmlns:w16du="http://schemas.microsoft.com/office/word/2023/wordml/word16du" xmlns:w16sdtdh="http://schemas.microsoft.com/office/word/2020/wordml/sdtdatahash" xmlns:w16sdtfl="http://schemas.microsoft.com/office/word/2024/wordml/sdtformatlock" xmlns:w16se="http://schemas.microsoft.com/office/word/2015/wordml/symex" xmlns:wpg="http://schemas.microsoft.com/office/word/2010/wordprocessingGroup" xmlns:wpi="http://schemas.microsoft.com/office/word/2010/wordprocessingInk" xmlns:wne="http://schemas.microsoft.com/office/word/2006/wordml" xmlns:wps="http://schemas.microsoft.com/office/word/2010/wordprocessingShape" mc:Ignorable="w14 w15 w16se w16cid w16 w16cex w16sdtdh w16sdtfl w16du wp14">
   <w:footnote w:type="separator" w:id="-1">
     <w:p>
       <w:pPr>
@@ -1610,10 +1631,10 @@
 </file>
 
 <file path=word/header1.xml><?xml version="1.0" encoding="utf-8"?>
-<w:hdr xmlns:wpc="http://schemas.microsoft.com/office/word/2010/wordprocessingCanvas" xmlns:cx="http://schemas.microsoft.com/office/drawing/2014/chartex" xmlns:mc="http://schemas.openxmlformats.org/markup-compatibility/2006" xmlns:o="urn:schemas-microsoft-com:office:office" xmlns:r="http://schemas.openxmlformats.org/officeDocument/2006/relationships" xmlns:m="http://schemas.openxmlformats.org/officeDocument/2006/math" xmlns:v="urn:schemas-microsoft-com:vml" xmlns:wp14="http://schemas.microsoft.com/office/word/2010/wordprocessingDrawing" xmlns:wp="http://schemas.openxmlformats.org/drawingml/2006/wordprocessingDrawing" xmlns:w10="urn:schemas-microsoft-com:office:word" xmlns:w="http://schemas.openxmlformats.org/wordprocessingml/2006/main" xmlns:w14="http://schemas.microsoft.com/office/word/2010/wordml" xmlns:w15="http://schemas.microsoft.com/office/word/2012/wordml" xmlns:w16se="http://schemas.microsoft.com/office/word/2015/wordml/symex" xmlns:wpg="http://schemas.microsoft.com/office/word/2010/wordprocessingGroup" xmlns:wpi="http://schemas.microsoft.com/office/word/2010/wordprocessingInk" xmlns:wne="http://schemas.microsoft.com/office/word/2006/wordml" xmlns:wps="http://schemas.microsoft.com/office/word/2010/wordprocessingShape" mc:Ignorable="w14 w15 w16se wp14">
+<w:hdr xmlns:wpc="http://schemas.microsoft.com/office/word/2010/wordprocessingCanvas" xmlns:cx="http://schemas.microsoft.com/office/drawing/2014/chartex" xmlns:cx1="http://schemas.microsoft.com/office/drawing/2015/9/8/chartex" xmlns:cx2="http://schemas.microsoft.com/office/drawing/2015/10/21/chartex" xmlns:cx3="http://schemas.microsoft.com/office/drawing/2016/5/9/chartex" xmlns:cx4="http://schemas.microsoft.com/office/drawing/2016/5/10/chartex" xmlns:cx5="http://schemas.microsoft.com/office/drawing/2016/5/11/chartex" xmlns:cx6="http://schemas.microsoft.com/office/drawing/2016/5/12/chartex" xmlns:cx7="http://schemas.microsoft.com/office/drawing/2016/5/13/chartex" xmlns:cx8="http://schemas.microsoft.com/office/drawing/2016/5/14/chartex" xmlns:mc="http://schemas.openxmlformats.org/markup-compatibility/2006" xmlns:aink="http://schemas.microsoft.com/office/drawing/2016/ink" xmlns:am3d="http://schemas.microsoft.com/office/drawing/2017/model3d" xmlns:o="urn:schemas-microsoft-com:office:office" xmlns:oel="http://schemas.microsoft.com/office/2019/extlst" xmlns:r="http://schemas.openxmlformats.org/officeDocument/2006/relationships" xmlns:m="http://schemas.openxmlformats.org/officeDocument/2006/math" xmlns:v="urn:schemas-microsoft-com:vml" xmlns:wp14="http://schemas.microsoft.com/office/word/2010/wordprocessingDrawing" xmlns:wp="http://schemas.openxmlformats.org/drawingml/2006/wordprocessingDrawing" xmlns:w10="urn:schemas-microsoft-com:office:word" xmlns:w="http://schemas.openxmlformats.org/wordprocessingml/2006/main" xmlns:w14="http://schemas.microsoft.com/office/word/2010/wordml" xmlns:w15="http://schemas.microsoft.com/office/word/2012/wordml" xmlns:w16cex="http://schemas.microsoft.com/office/word/2018/wordml/cex" xmlns:w16cid="http://schemas.microsoft.com/office/word/2016/wordml/cid" xmlns:w16="http://schemas.microsoft.com/office/word/2018/wordml" xmlns:w16du="http://schemas.microsoft.com/office/word/2023/wordml/word16du" xmlns:w16sdtdh="http://schemas.microsoft.com/office/word/2020/wordml/sdtdatahash" xmlns:w16sdtfl="http://schemas.microsoft.com/office/word/2024/wordml/sdtformatlock" xmlns:w16se="http://schemas.microsoft.com/office/word/2015/wordml/symex" xmlns:wpg="http://schemas.microsoft.com/office/word/2010/wordprocessingGroup" xmlns:wpi="http://schemas.microsoft.com/office/word/2010/wordprocessingInk" xmlns:wne="http://schemas.microsoft.com/office/word/2006/wordml" xmlns:wps="http://schemas.microsoft.com/office/word/2010/wordprocessingShape" mc:Ignorable="w14 w15 w16se w16cid w16 w16cex w16sdtdh w16sdtfl w16du wp14">
   <w:tbl>
     <w:tblPr>
-      <w:tblStyle w:val="Tablaconcuadrcula"/>
+      <w:tblStyle w:val="TableGrid"/>
       <w:tblW w:w="9923" w:type="dxa"/>
       <w:tblLook w:val="04A0" w:firstRow="1" w:lastRow="0" w:firstColumn="1" w:lastColumn="0" w:noHBand="0" w:noVBand="1"/>
     </w:tblPr>
@@ -1775,7 +1796,7 @@
   </w:tbl>
   <w:p>
     <w:pPr>
-      <w:pStyle w:val="Encabezado"/>
+      <w:pStyle w:val="Header"/>
       <w:tabs>
         <w:tab w:val="clear" w:pos="4419"/>
         <w:tab w:val="clear" w:pos="8838"/>
@@ -1790,10 +1811,10 @@
 </file>
 
 <file path=word/header2.xml><?xml version="1.0" encoding="utf-8"?>
-<w:hdr xmlns:wpc="http://schemas.microsoft.com/office/word/2010/wordprocessingCanvas" xmlns:cx="http://schemas.microsoft.com/office/drawing/2014/chartex" xmlns:mc="http://schemas.openxmlformats.org/markup-compatibility/2006" xmlns:o="urn:schemas-microsoft-com:office:office" xmlns:r="http://schemas.openxmlformats.org/officeDocument/2006/relationships" xmlns:m="http://schemas.openxmlformats.org/officeDocument/2006/math" xmlns:v="urn:schemas-microsoft-com:vml" xmlns:wp14="http://schemas.microsoft.com/office/word/2010/wordprocessingDrawing" xmlns:wp="http://schemas.openxmlformats.org/drawingml/2006/wordprocessingDrawing" xmlns:w10="urn:schemas-microsoft-com:office:word" xmlns:w="http://schemas.openxmlformats.org/wordprocessingml/2006/main" xmlns:w14="http://schemas.microsoft.com/office/word/2010/wordml" xmlns:w15="http://schemas.microsoft.com/office/word/2012/wordml" xmlns:w16se="http://schemas.microsoft.com/office/word/2015/wordml/symex" xmlns:wpg="http://schemas.microsoft.com/office/word/2010/wordprocessingGroup" xmlns:wpi="http://schemas.microsoft.com/office/word/2010/wordprocessingInk" xmlns:wne="http://schemas.microsoft.com/office/word/2006/wordml" xmlns:wps="http://schemas.microsoft.com/office/word/2010/wordprocessingShape" mc:Ignorable="w14 w15 w16se wp14">
+<w:hdr xmlns:wpc="http://schemas.microsoft.com/office/word/2010/wordprocessingCanvas" xmlns:cx="http://schemas.microsoft.com/office/drawing/2014/chartex" xmlns:cx1="http://schemas.microsoft.com/office/drawing/2015/9/8/chartex" xmlns:cx2="http://schemas.microsoft.com/office/drawing/2015/10/21/chartex" xmlns:cx3="http://schemas.microsoft.com/office/drawing/2016/5/9/chartex" xmlns:cx4="http://schemas.microsoft.com/office/drawing/2016/5/10/chartex" xmlns:cx5="http://schemas.microsoft.com/office/drawing/2016/5/11/chartex" xmlns:cx6="http://schemas.microsoft.com/office/drawing/2016/5/12/chartex" xmlns:cx7="http://schemas.microsoft.com/office/drawing/2016/5/13/chartex" xmlns:cx8="http://schemas.microsoft.com/office/drawing/2016/5/14/chartex" xmlns:mc="http://schemas.openxmlformats.org/markup-compatibility/2006" xmlns:aink="http://schemas.microsoft.com/office/drawing/2016/ink" xmlns:am3d="http://schemas.microsoft.com/office/drawing/2017/model3d" xmlns:o="urn:schemas-microsoft-com:office:office" xmlns:oel="http://schemas.microsoft.com/office/2019/extlst" xmlns:r="http://schemas.openxmlformats.org/officeDocument/2006/relationships" xmlns:m="http://schemas.openxmlformats.org/officeDocument/2006/math" xmlns:v="urn:schemas-microsoft-com:vml" xmlns:wp14="http://schemas.microsoft.com/office/word/2010/wordprocessingDrawing" xmlns:wp="http://schemas.openxmlformats.org/drawingml/2006/wordprocessingDrawing" xmlns:w10="urn:schemas-microsoft-com:office:word" xmlns:w="http://schemas.openxmlformats.org/wordprocessingml/2006/main" xmlns:w14="http://schemas.microsoft.com/office/word/2010/wordml" xmlns:w15="http://schemas.microsoft.com/office/word/2012/wordml" xmlns:w16cex="http://schemas.microsoft.com/office/word/2018/wordml/cex" xmlns:w16cid="http://schemas.microsoft.com/office/word/2016/wordml/cid" xmlns:w16="http://schemas.microsoft.com/office/word/2018/wordml" xmlns:w16du="http://schemas.microsoft.com/office/word/2023/wordml/word16du" xmlns:w16sdtdh="http://schemas.microsoft.com/office/word/2020/wordml/sdtdatahash" xmlns:w16sdtfl="http://schemas.microsoft.com/office/word/2024/wordml/sdtformatlock" xmlns:w16se="http://schemas.microsoft.com/office/word/2015/wordml/symex" xmlns:wpg="http://schemas.microsoft.com/office/word/2010/wordprocessingGroup" xmlns:wpi="http://schemas.microsoft.com/office/word/2010/wordprocessingInk" xmlns:wne="http://schemas.microsoft.com/office/word/2006/wordml" xmlns:wps="http://schemas.microsoft.com/office/word/2010/wordprocessingShape" mc:Ignorable="w14 w15 w16se w16cid w16 w16cex w16sdtdh w16sdtfl w16du wp14">
   <w:tbl>
     <w:tblPr>
-      <w:tblStyle w:val="Tablaconcuadrcula"/>
+      <w:tblStyle w:val="TableGrid"/>
       <w:tblW w:w="0" w:type="auto"/>
       <w:tblLook w:val="04A0" w:firstRow="1" w:lastRow="0" w:firstColumn="1" w:lastColumn="0" w:noHBand="0" w:noVBand="1"/>
     </w:tblPr>
@@ -2057,7 +2078,7 @@
   </w:tbl>
   <w:p>
     <w:pPr>
-      <w:pStyle w:val="Encabezado"/>
+      <w:pStyle w:val="Header"/>
       <w:jc w:val="right"/>
     </w:pPr>
   </w:p>
@@ -2065,7 +2086,7 @@
 </file>
 
 <file path=word/numbering.xml><?xml version="1.0" encoding="utf-8"?>
-<w:numbering xmlns:wpc="http://schemas.microsoft.com/office/word/2010/wordprocessingCanvas" xmlns:cx="http://schemas.microsoft.com/office/drawing/2014/chartex" xmlns:mc="http://schemas.openxmlformats.org/markup-compatibility/2006" xmlns:o="urn:schemas-microsoft-com:office:office" xmlns:r="http://schemas.openxmlformats.org/officeDocument/2006/relationships" xmlns:m="http://schemas.openxmlformats.org/officeDocument/2006/math" xmlns:v="urn:schemas-microsoft-com:vml" xmlns:wp14="http://schemas.microsoft.com/office/word/2010/wordprocessingDrawing" xmlns:wp="http://schemas.openxmlformats.org/drawingml/2006/wordprocessingDrawing" xmlns:w10="urn:schemas-microsoft-com:office:word" xmlns:w="http://schemas.openxmlformats.org/wordprocessingml/2006/main" xmlns:w14="http://schemas.microsoft.com/office/word/2010/wordml" xmlns:w15="http://schemas.microsoft.com/office/word/2012/wordml" xmlns:w16se="http://schemas.microsoft.com/office/word/2015/wordml/symex" xmlns:wpg="http://schemas.microsoft.com/office/word/2010/wordprocessingGroup" xmlns:wpi="http://schemas.microsoft.com/office/word/2010/wordprocessingInk" xmlns:wne="http://schemas.microsoft.com/office/word/2006/wordml" xmlns:wps="http://schemas.microsoft.com/office/word/2010/wordprocessingShape" mc:Ignorable="w14 w15 w16se wp14">
+<w:numbering xmlns:wpc="http://schemas.microsoft.com/office/word/2010/wordprocessingCanvas" xmlns:cx="http://schemas.microsoft.com/office/drawing/2014/chartex" xmlns:cx1="http://schemas.microsoft.com/office/drawing/2015/9/8/chartex" xmlns:cx2="http://schemas.microsoft.com/office/drawing/2015/10/21/chartex" xmlns:cx3="http://schemas.microsoft.com/office/drawing/2016/5/9/chartex" xmlns:cx4="http://schemas.microsoft.com/office/drawing/2016/5/10/chartex" xmlns:cx5="http://schemas.microsoft.com/office/drawing/2016/5/11/chartex" xmlns:cx6="http://schemas.microsoft.com/office/drawing/2016/5/12/chartex" xmlns:cx7="http://schemas.microsoft.com/office/drawing/2016/5/13/chartex" xmlns:cx8="http://schemas.microsoft.com/office/drawing/2016/5/14/chartex" xmlns:mc="http://schemas.openxmlformats.org/markup-compatibility/2006" xmlns:aink="http://schemas.microsoft.com/office/drawing/2016/ink" xmlns:am3d="http://schemas.microsoft.com/office/drawing/2017/model3d" xmlns:o="urn:schemas-microsoft-com:office:office" xmlns:oel="http://schemas.microsoft.com/office/2019/extlst" xmlns:r="http://schemas.openxmlformats.org/officeDocument/2006/relationships" xmlns:m="http://schemas.openxmlformats.org/officeDocument/2006/math" xmlns:v="urn:schemas-microsoft-com:vml" xmlns:wp14="http://schemas.microsoft.com/office/word/2010/wordprocessingDrawing" xmlns:wp="http://schemas.openxmlformats.org/drawingml/2006/wordprocessingDrawing" xmlns:w10="urn:schemas-microsoft-com:office:word" xmlns:w="http://schemas.openxmlformats.org/wordprocessingml/2006/main" xmlns:w14="http://schemas.microsoft.com/office/word/2010/wordml" xmlns:w15="http://schemas.microsoft.com/office/word/2012/wordml" xmlns:w16cex="http://schemas.microsoft.com/office/word/2018/wordml/cex" xmlns:w16cid="http://schemas.microsoft.com/office/word/2016/wordml/cid" xmlns:w16="http://schemas.microsoft.com/office/word/2018/wordml" xmlns:w16du="http://schemas.microsoft.com/office/word/2023/wordml/word16du" xmlns:w16sdtdh="http://schemas.microsoft.com/office/word/2020/wordml/sdtdatahash" xmlns:w16sdtfl="http://schemas.microsoft.com/office/word/2024/wordml/sdtformatlock" xmlns:w16se="http://schemas.microsoft.com/office/word/2015/wordml/symex" xmlns:wpg="http://schemas.microsoft.com/office/word/2010/wordprocessingGroup" xmlns:wpi="http://schemas.microsoft.com/office/word/2010/wordprocessingInk" xmlns:wne="http://schemas.microsoft.com/office/word/2006/wordml" xmlns:wps="http://schemas.microsoft.com/office/word/2010/wordprocessingShape" mc:Ignorable="w14 w15 w16se w16cid w16 w16cex w16sdtdh w16sdtfl w16du wp14">
   <w:abstractNum w:abstractNumId="0" w15:restartNumberingAfterBreak="0">
     <w:nsid w:val="049156A1"/>
     <w:multiLevelType w:val="hybridMultilevel"/>
@@ -6639,124 +6660,124 @@
       </w:rPr>
     </w:lvl>
   </w:abstractNum>
-  <w:num w:numId="1">
+  <w:num w:numId="1" w16cid:durableId="110442330">
     <w:abstractNumId w:val="3"/>
   </w:num>
-  <w:num w:numId="2">
+  <w:num w:numId="2" w16cid:durableId="125394149">
     <w:abstractNumId w:val="8"/>
   </w:num>
-  <w:num w:numId="3">
+  <w:num w:numId="3" w16cid:durableId="1823037622">
     <w:abstractNumId w:val="12"/>
   </w:num>
-  <w:num w:numId="4">
+  <w:num w:numId="4" w16cid:durableId="554245000">
     <w:abstractNumId w:val="28"/>
   </w:num>
-  <w:num w:numId="5">
+  <w:num w:numId="5" w16cid:durableId="222908693">
     <w:abstractNumId w:val="30"/>
   </w:num>
-  <w:num w:numId="6">
+  <w:num w:numId="6" w16cid:durableId="1659380342">
     <w:abstractNumId w:val="4"/>
   </w:num>
-  <w:num w:numId="7">
+  <w:num w:numId="7" w16cid:durableId="1703556215">
     <w:abstractNumId w:val="11"/>
   </w:num>
-  <w:num w:numId="8">
+  <w:num w:numId="8" w16cid:durableId="218052570">
     <w:abstractNumId w:val="19"/>
   </w:num>
-  <w:num w:numId="9">
+  <w:num w:numId="9" w16cid:durableId="206725922">
     <w:abstractNumId w:val="15"/>
   </w:num>
-  <w:num w:numId="10">
+  <w:num w:numId="10" w16cid:durableId="432750464">
     <w:abstractNumId w:val="9"/>
   </w:num>
-  <w:num w:numId="11">
+  <w:num w:numId="11" w16cid:durableId="1684282566">
     <w:abstractNumId w:val="24"/>
   </w:num>
-  <w:num w:numId="12">
+  <w:num w:numId="12" w16cid:durableId="421462809">
     <w:abstractNumId w:val="35"/>
   </w:num>
-  <w:num w:numId="13">
+  <w:num w:numId="13" w16cid:durableId="1070426187">
     <w:abstractNumId w:val="29"/>
   </w:num>
-  <w:num w:numId="14">
+  <w:num w:numId="14" w16cid:durableId="759446738">
     <w:abstractNumId w:val="1"/>
   </w:num>
-  <w:num w:numId="15">
+  <w:num w:numId="15" w16cid:durableId="1435436882">
     <w:abstractNumId w:val="36"/>
   </w:num>
-  <w:num w:numId="16">
+  <w:num w:numId="16" w16cid:durableId="973876961">
     <w:abstractNumId w:val="21"/>
   </w:num>
-  <w:num w:numId="17">
+  <w:num w:numId="17" w16cid:durableId="983511301">
     <w:abstractNumId w:val="17"/>
   </w:num>
-  <w:num w:numId="18">
+  <w:num w:numId="18" w16cid:durableId="1971745576">
     <w:abstractNumId w:val="31"/>
   </w:num>
-  <w:num w:numId="19">
+  <w:num w:numId="19" w16cid:durableId="1417748850">
     <w:abstractNumId w:val="10"/>
   </w:num>
-  <w:num w:numId="20">
+  <w:num w:numId="20" w16cid:durableId="2005812273">
     <w:abstractNumId w:val="39"/>
   </w:num>
-  <w:num w:numId="21">
+  <w:num w:numId="21" w16cid:durableId="1074471330">
     <w:abstractNumId w:val="34"/>
   </w:num>
-  <w:num w:numId="22">
+  <w:num w:numId="22" w16cid:durableId="1499879347">
     <w:abstractNumId w:val="13"/>
   </w:num>
-  <w:num w:numId="23">
+  <w:num w:numId="23" w16cid:durableId="1166165677">
     <w:abstractNumId w:val="14"/>
   </w:num>
-  <w:num w:numId="24">
+  <w:num w:numId="24" w16cid:durableId="1066804375">
     <w:abstractNumId w:val="5"/>
   </w:num>
-  <w:num w:numId="25">
+  <w:num w:numId="25" w16cid:durableId="1068771225">
     <w:abstractNumId w:val="16"/>
   </w:num>
-  <w:num w:numId="26">
+  <w:num w:numId="26" w16cid:durableId="1749770269">
     <w:abstractNumId w:val="20"/>
   </w:num>
-  <w:num w:numId="27">
+  <w:num w:numId="27" w16cid:durableId="1221021079">
     <w:abstractNumId w:val="23"/>
   </w:num>
-  <w:num w:numId="28">
+  <w:num w:numId="28" w16cid:durableId="700323142">
     <w:abstractNumId w:val="0"/>
   </w:num>
-  <w:num w:numId="29">
+  <w:num w:numId="29" w16cid:durableId="1549336629">
     <w:abstractNumId w:val="18"/>
   </w:num>
-  <w:num w:numId="30">
+  <w:num w:numId="30" w16cid:durableId="1754202737">
     <w:abstractNumId w:val="22"/>
   </w:num>
-  <w:num w:numId="31">
+  <w:num w:numId="31" w16cid:durableId="845050794">
     <w:abstractNumId w:val="2"/>
   </w:num>
-  <w:num w:numId="32">
+  <w:num w:numId="32" w16cid:durableId="1626814459">
     <w:abstractNumId w:val="7"/>
   </w:num>
-  <w:num w:numId="33">
+  <w:num w:numId="33" w16cid:durableId="2005039674">
     <w:abstractNumId w:val="32"/>
   </w:num>
-  <w:num w:numId="34">
+  <w:num w:numId="34" w16cid:durableId="1575163391">
     <w:abstractNumId w:val="38"/>
   </w:num>
-  <w:num w:numId="35">
+  <w:num w:numId="35" w16cid:durableId="184177666">
     <w:abstractNumId w:val="6"/>
   </w:num>
-  <w:num w:numId="36">
+  <w:num w:numId="36" w16cid:durableId="499782424">
     <w:abstractNumId w:val="25"/>
   </w:num>
-  <w:num w:numId="37">
+  <w:num w:numId="37" w16cid:durableId="1575428059">
     <w:abstractNumId w:val="37"/>
   </w:num>
-  <w:num w:numId="38">
+  <w:num w:numId="38" w16cid:durableId="2001351947">
     <w:abstractNumId w:val="27"/>
   </w:num>
-  <w:num w:numId="39">
+  <w:num w:numId="39" w16cid:durableId="976912227">
     <w:abstractNumId w:val="26"/>
   </w:num>
-  <w:num w:numId="40">
+  <w:num w:numId="40" w16cid:durableId="1288002154">
     <w:abstractNumId w:val="33"/>
   </w:num>
   <w:numIdMacAtCleanup w:val="18"/>
@@ -6764,7 +6785,7 @@
 </file>
 
 <file path=word/styles.xml><?xml version="1.0" encoding="utf-8"?>
-<w:styles xmlns:mc="http://schemas.openxmlformats.org/markup-compatibility/2006" xmlns:r="http://schemas.openxmlformats.org/officeDocument/2006/relationships" xmlns:w="http://schemas.openxmlformats.org/wordprocessingml/2006/main" xmlns:w14="http://schemas.microsoft.com/office/word/2010/wordml" xmlns:w15="http://schemas.microsoft.com/office/word/2012/wordml" xmlns:w16se="http://schemas.microsoft.com/office/word/2015/wordml/symex" mc:Ignorable="w14 w15 w16se">
+<w:styles xmlns:mc="http://schemas.openxmlformats.org/markup-compatibility/2006" xmlns:r="http://schemas.openxmlformats.org/officeDocument/2006/relationships" xmlns:w="http://schemas.openxmlformats.org/wordprocessingml/2006/main" xmlns:w14="http://schemas.microsoft.com/office/word/2010/wordml" xmlns:w15="http://schemas.microsoft.com/office/word/2012/wordml" xmlns:w16cex="http://schemas.microsoft.com/office/word/2018/wordml/cex" xmlns:w16cid="http://schemas.microsoft.com/office/word/2016/wordml/cid" xmlns:w16="http://schemas.microsoft.com/office/word/2018/wordml" xmlns:w16du="http://schemas.microsoft.com/office/word/2023/wordml/word16du" xmlns:w16sdtdh="http://schemas.microsoft.com/office/word/2020/wordml/sdtdatahash" xmlns:w16sdtfl="http://schemas.microsoft.com/office/word/2024/wordml/sdtformatlock" xmlns:w16se="http://schemas.microsoft.com/office/word/2015/wordml/symex" mc:Ignorable="w14 w15 w16se w16cid w16 w16cex w16sdtdh w16sdtfl w16du">
   <w:docDefaults>
     <w:rPrDefault>
       <w:rPr>
@@ -6780,7 +6801,7 @@
       </w:pPr>
     </w:pPrDefault>
   </w:docDefaults>
-  <w:latentStyles w:defLockedState="0" w:defUIPriority="99" w:defSemiHidden="0" w:defUnhideWhenUsed="0" w:defQFormat="0" w:count="371">
+  <w:latentStyles w:defLockedState="0" w:defUIPriority="99" w:defSemiHidden="0" w:defUnhideWhenUsed="0" w:defQFormat="0" w:count="376">
     <w:lsdException w:name="Normal" w:uiPriority="0" w:qFormat="1"/>
     <w:lsdException w:name="heading 1" w:uiPriority="9" w:qFormat="1"/>
     <w:lsdException w:name="heading 2" w:semiHidden="1" w:uiPriority="9" w:unhideWhenUsed="1" w:qFormat="1"/>
@@ -7152,16 +7173,21 @@
     <w:lsdException w:name="List Table 5 Dark Accent 6" w:uiPriority="50"/>
     <w:lsdException w:name="List Table 6 Colorful Accent 6" w:uiPriority="51"/>
     <w:lsdException w:name="List Table 7 Colorful Accent 6" w:uiPriority="52"/>
+    <w:lsdException w:name="Mention" w:semiHidden="1" w:unhideWhenUsed="1"/>
+    <w:lsdException w:name="Smart Hyperlink" w:semiHidden="1" w:unhideWhenUsed="1"/>
+    <w:lsdException w:name="Hashtag" w:semiHidden="1" w:unhideWhenUsed="1"/>
+    <w:lsdException w:name="Unresolved Mention" w:semiHidden="1" w:unhideWhenUsed="1"/>
+    <w:lsdException w:name="Smart Link" w:semiHidden="1" w:unhideWhenUsed="1"/>
   </w:latentStyles>
   <w:style w:type="paragraph" w:default="1" w:styleId="Normal">
     <w:name w:val="Normal"/>
     <w:qFormat/>
   </w:style>
-  <w:style w:type="paragraph" w:styleId="Ttulo1">
+  <w:style w:type="paragraph" w:styleId="Heading1">
     <w:name w:val="heading 1"/>
     <w:basedOn w:val="Normal"/>
     <w:next w:val="Normal"/>
-    <w:link w:val="Ttulo1Car"/>
+    <w:link w:val="Heading1Char"/>
     <w:uiPriority w:val="9"/>
     <w:qFormat/>
     <w:rsid w:val="00FE4ABA"/>
@@ -7178,11 +7204,11 @@
       <w:szCs w:val="32"/>
     </w:rPr>
   </w:style>
-  <w:style w:type="paragraph" w:styleId="Ttulo2">
+  <w:style w:type="paragraph" w:styleId="Heading2">
     <w:name w:val="heading 2"/>
     <w:basedOn w:val="Normal"/>
     <w:next w:val="Normal"/>
-    <w:link w:val="Ttulo2Car"/>
+    <w:link w:val="Heading2Char"/>
     <w:uiPriority w:val="9"/>
     <w:unhideWhenUsed/>
     <w:qFormat/>
@@ -7200,11 +7226,11 @@
       <w:szCs w:val="26"/>
     </w:rPr>
   </w:style>
-  <w:style w:type="paragraph" w:styleId="Ttulo3">
+  <w:style w:type="paragraph" w:styleId="Heading3">
     <w:name w:val="heading 3"/>
     <w:basedOn w:val="Normal"/>
     <w:next w:val="Normal"/>
-    <w:link w:val="Ttulo3Car"/>
+    <w:link w:val="Heading3Char"/>
     <w:uiPriority w:val="9"/>
     <w:unhideWhenUsed/>
     <w:qFormat/>
@@ -7222,13 +7248,13 @@
       <w:szCs w:val="24"/>
     </w:rPr>
   </w:style>
-  <w:style w:type="character" w:default="1" w:styleId="Fuentedeprrafopredeter">
+  <w:style w:type="character" w:default="1" w:styleId="DefaultParagraphFont">
     <w:name w:val="Default Paragraph Font"/>
     <w:uiPriority w:val="1"/>
     <w:semiHidden/>
     <w:unhideWhenUsed/>
   </w:style>
-  <w:style w:type="table" w:default="1" w:styleId="Tablanormal">
+  <w:style w:type="table" w:default="1" w:styleId="TableNormal">
     <w:name w:val="Normal Table"/>
     <w:uiPriority w:val="99"/>
     <w:semiHidden/>
@@ -7243,15 +7269,15 @@
       </w:tblCellMar>
     </w:tblPr>
   </w:style>
-  <w:style w:type="numbering" w:default="1" w:styleId="Sinlista">
+  <w:style w:type="numbering" w:default="1" w:styleId="NoList">
     <w:name w:val="No List"/>
     <w:uiPriority w:val="99"/>
     <w:semiHidden/>
     <w:unhideWhenUsed/>
   </w:style>
-  <w:style w:type="paragraph" w:styleId="Sinespaciado">
+  <w:style w:type="paragraph" w:styleId="NoSpacing">
     <w:name w:val="No Spacing"/>
-    <w:link w:val="SinespaciadoCar"/>
+    <w:link w:val="NoSpacingChar"/>
     <w:uiPriority w:val="1"/>
     <w:qFormat/>
     <w:rsid w:val="00E73CFF"/>
@@ -7263,10 +7289,10 @@
       <w:lang w:eastAsia="es-CL"/>
     </w:rPr>
   </w:style>
-  <w:style w:type="character" w:customStyle="1" w:styleId="SinespaciadoCar">
-    <w:name w:val="Sin espaciado Car"/>
-    <w:basedOn w:val="Fuentedeprrafopredeter"/>
-    <w:link w:val="Sinespaciado"/>
+  <w:style w:type="character" w:customStyle="1" w:styleId="NoSpacingChar">
+    <w:name w:val="No Spacing Char"/>
+    <w:basedOn w:val="DefaultParagraphFont"/>
+    <w:link w:val="NoSpacing"/>
     <w:uiPriority w:val="1"/>
     <w:rsid w:val="00E73CFF"/>
     <w:rPr>
@@ -7274,11 +7300,11 @@
       <w:lang w:eastAsia="es-CL"/>
     </w:rPr>
   </w:style>
-  <w:style w:type="paragraph" w:styleId="Ttulo">
+  <w:style w:type="paragraph" w:styleId="Title">
     <w:name w:val="Title"/>
     <w:basedOn w:val="Normal"/>
     <w:next w:val="Normal"/>
-    <w:link w:val="TtuloCar"/>
+    <w:link w:val="TitleChar"/>
     <w:uiPriority w:val="10"/>
     <w:qFormat/>
     <w:rsid w:val="00E73CFF"/>
@@ -7294,10 +7320,10 @@
       <w:szCs w:val="56"/>
     </w:rPr>
   </w:style>
-  <w:style w:type="character" w:customStyle="1" w:styleId="TtuloCar">
-    <w:name w:val="Título Car"/>
-    <w:basedOn w:val="Fuentedeprrafopredeter"/>
-    <w:link w:val="Ttulo"/>
+  <w:style w:type="character" w:customStyle="1" w:styleId="TitleChar">
+    <w:name w:val="Title Char"/>
+    <w:basedOn w:val="DefaultParagraphFont"/>
+    <w:link w:val="Title"/>
     <w:uiPriority w:val="10"/>
     <w:rsid w:val="00E73CFF"/>
     <w:rPr>
@@ -7308,9 +7334,9 @@
       <w:szCs w:val="56"/>
     </w:rPr>
   </w:style>
-  <w:style w:type="table" w:styleId="Tablaconcuadrcula">
+  <w:style w:type="table" w:styleId="TableGrid">
     <w:name w:val="Table Grid"/>
-    <w:basedOn w:val="Tablanormal"/>
+    <w:basedOn w:val="TableNormal"/>
     <w:uiPriority w:val="39"/>
     <w:rsid w:val="00E73CFF"/>
     <w:pPr>
@@ -7327,10 +7353,10 @@
       </w:tblBorders>
     </w:tblPr>
   </w:style>
-  <w:style w:type="paragraph" w:styleId="Encabezado">
+  <w:style w:type="paragraph" w:styleId="Header">
     <w:name w:val="header"/>
     <w:basedOn w:val="Normal"/>
-    <w:link w:val="EncabezadoCar"/>
+    <w:link w:val="HeaderChar"/>
     <w:unhideWhenUsed/>
     <w:rsid w:val="00DF38AE"/>
     <w:pPr>
@@ -7341,16 +7367,16 @@
       <w:spacing w:after="0" w:line="240" w:lineRule="auto"/>
     </w:pPr>
   </w:style>
-  <w:style w:type="character" w:customStyle="1" w:styleId="EncabezadoCar">
-    <w:name w:val="Encabezado Car"/>
-    <w:basedOn w:val="Fuentedeprrafopredeter"/>
-    <w:link w:val="Encabezado"/>
+  <w:style w:type="character" w:customStyle="1" w:styleId="HeaderChar">
+    <w:name w:val="Header Char"/>
+    <w:basedOn w:val="DefaultParagraphFont"/>
+    <w:link w:val="Header"/>
     <w:rsid w:val="00DF38AE"/>
   </w:style>
-  <w:style w:type="paragraph" w:styleId="Piedepgina">
+  <w:style w:type="paragraph" w:styleId="Footer">
     <w:name w:val="footer"/>
     <w:basedOn w:val="Normal"/>
-    <w:link w:val="PiedepginaCar"/>
+    <w:link w:val="FooterChar"/>
     <w:uiPriority w:val="99"/>
     <w:unhideWhenUsed/>
     <w:rsid w:val="00DF38AE"/>
@@ -7362,16 +7388,16 @@
       <w:spacing w:after="0" w:line="240" w:lineRule="auto"/>
     </w:pPr>
   </w:style>
-  <w:style w:type="character" w:customStyle="1" w:styleId="PiedepginaCar">
-    <w:name w:val="Pie de página Car"/>
-    <w:basedOn w:val="Fuentedeprrafopredeter"/>
-    <w:link w:val="Piedepgina"/>
+  <w:style w:type="character" w:customStyle="1" w:styleId="FooterChar">
+    <w:name w:val="Footer Char"/>
+    <w:basedOn w:val="DefaultParagraphFont"/>
+    <w:link w:val="Footer"/>
     <w:uiPriority w:val="99"/>
     <w:rsid w:val="00DF38AE"/>
   </w:style>
   <w:style w:type="table" w:customStyle="1" w:styleId="Tablanormal11">
     <w:name w:val="Tabla normal 11"/>
-    <w:basedOn w:val="Tablanormal"/>
+    <w:basedOn w:val="TableNormal"/>
     <w:uiPriority w:val="41"/>
     <w:rsid w:val="00F347FC"/>
     <w:pPr>
@@ -7432,10 +7458,10 @@
       </w:tcPr>
     </w:tblStylePr>
   </w:style>
-  <w:style w:type="paragraph" w:styleId="Prrafodelista">
+  <w:style w:type="paragraph" w:styleId="ListParagraph">
     <w:name w:val="List Paragraph"/>
     <w:basedOn w:val="Normal"/>
-    <w:link w:val="PrrafodelistaCar"/>
+    <w:link w:val="ListParagraphChar"/>
     <w:uiPriority w:val="34"/>
     <w:qFormat/>
     <w:rsid w:val="00A4202C"/>
@@ -7444,10 +7470,10 @@
       <w:contextualSpacing/>
     </w:pPr>
   </w:style>
-  <w:style w:type="paragraph" w:styleId="Textodeglobo">
+  <w:style w:type="paragraph" w:styleId="BalloonText">
     <w:name w:val="Balloon Text"/>
     <w:basedOn w:val="Normal"/>
-    <w:link w:val="TextodegloboCar"/>
+    <w:link w:val="BalloonTextChar"/>
     <w:uiPriority w:val="99"/>
     <w:semiHidden/>
     <w:unhideWhenUsed/>
@@ -7461,10 +7487,10 @@
       <w:szCs w:val="18"/>
     </w:rPr>
   </w:style>
-  <w:style w:type="character" w:customStyle="1" w:styleId="TextodegloboCar">
-    <w:name w:val="Texto de globo Car"/>
-    <w:basedOn w:val="Fuentedeprrafopredeter"/>
-    <w:link w:val="Textodeglobo"/>
+  <w:style w:type="character" w:customStyle="1" w:styleId="BalloonTextChar">
+    <w:name w:val="Balloon Text Char"/>
+    <w:basedOn w:val="DefaultParagraphFont"/>
+    <w:link w:val="BalloonText"/>
     <w:uiPriority w:val="99"/>
     <w:semiHidden/>
     <w:rsid w:val="00EF2286"/>
@@ -7474,10 +7500,10 @@
       <w:szCs w:val="18"/>
     </w:rPr>
   </w:style>
-  <w:style w:type="character" w:customStyle="1" w:styleId="Ttulo1Car">
-    <w:name w:val="Título 1 Car"/>
-    <w:basedOn w:val="Fuentedeprrafopredeter"/>
-    <w:link w:val="Ttulo1"/>
+  <w:style w:type="character" w:customStyle="1" w:styleId="Heading1Char">
+    <w:name w:val="Heading 1 Char"/>
+    <w:basedOn w:val="DefaultParagraphFont"/>
+    <w:link w:val="Heading1"/>
     <w:uiPriority w:val="9"/>
     <w:rsid w:val="00FE4ABA"/>
     <w:rPr>
@@ -7487,10 +7513,10 @@
       <w:szCs w:val="32"/>
     </w:rPr>
   </w:style>
-  <w:style w:type="character" w:customStyle="1" w:styleId="Ttulo2Car">
-    <w:name w:val="Título 2 Car"/>
-    <w:basedOn w:val="Fuentedeprrafopredeter"/>
-    <w:link w:val="Ttulo2"/>
+  <w:style w:type="character" w:customStyle="1" w:styleId="Heading2Char">
+    <w:name w:val="Heading 2 Char"/>
+    <w:basedOn w:val="DefaultParagraphFont"/>
+    <w:link w:val="Heading2"/>
     <w:uiPriority w:val="9"/>
     <w:rsid w:val="00FE4ABA"/>
     <w:rPr>
@@ -7500,10 +7526,10 @@
       <w:szCs w:val="26"/>
     </w:rPr>
   </w:style>
-  <w:style w:type="character" w:customStyle="1" w:styleId="Ttulo3Car">
-    <w:name w:val="Título 3 Car"/>
-    <w:basedOn w:val="Fuentedeprrafopredeter"/>
-    <w:link w:val="Ttulo3"/>
+  <w:style w:type="character" w:customStyle="1" w:styleId="Heading3Char">
+    <w:name w:val="Heading 3 Char"/>
+    <w:basedOn w:val="DefaultParagraphFont"/>
+    <w:link w:val="Heading3"/>
     <w:uiPriority w:val="9"/>
     <w:rsid w:val="00FE4ABA"/>
     <w:rPr>
@@ -7529,9 +7555,9 @@
       <w:lang w:eastAsia="es-CL"/>
     </w:rPr>
   </w:style>
-  <w:style w:type="character" w:styleId="Refdecomentario">
+  <w:style w:type="character" w:styleId="CommentReference">
     <w:name w:val="annotation reference"/>
-    <w:basedOn w:val="Fuentedeprrafopredeter"/>
+    <w:basedOn w:val="DefaultParagraphFont"/>
     <w:uiPriority w:val="99"/>
     <w:semiHidden/>
     <w:unhideWhenUsed/>
@@ -7541,10 +7567,10 @@
       <w:szCs w:val="16"/>
     </w:rPr>
   </w:style>
-  <w:style w:type="paragraph" w:styleId="Textocomentario">
+  <w:style w:type="paragraph" w:styleId="CommentText">
     <w:name w:val="annotation text"/>
     <w:basedOn w:val="Normal"/>
-    <w:link w:val="TextocomentarioCar"/>
+    <w:link w:val="CommentTextChar"/>
     <w:uiPriority w:val="99"/>
     <w:unhideWhenUsed/>
     <w:rsid w:val="00284FFB"/>
@@ -7556,10 +7582,10 @@
       <w:szCs w:val="20"/>
     </w:rPr>
   </w:style>
-  <w:style w:type="character" w:customStyle="1" w:styleId="TextocomentarioCar">
-    <w:name w:val="Texto comentario Car"/>
-    <w:basedOn w:val="Fuentedeprrafopredeter"/>
-    <w:link w:val="Textocomentario"/>
+  <w:style w:type="character" w:customStyle="1" w:styleId="CommentTextChar">
+    <w:name w:val="Comment Text Char"/>
+    <w:basedOn w:val="DefaultParagraphFont"/>
+    <w:link w:val="CommentText"/>
     <w:uiPriority w:val="99"/>
     <w:rsid w:val="00284FFB"/>
     <w:rPr>
@@ -7567,11 +7593,11 @@
       <w:szCs w:val="20"/>
     </w:rPr>
   </w:style>
-  <w:style w:type="paragraph" w:styleId="Asuntodelcomentario">
+  <w:style w:type="paragraph" w:styleId="CommentSubject">
     <w:name w:val="annotation subject"/>
-    <w:basedOn w:val="Textocomentario"/>
-    <w:next w:val="Textocomentario"/>
-    <w:link w:val="AsuntodelcomentarioCar"/>
+    <w:basedOn w:val="CommentText"/>
+    <w:next w:val="CommentText"/>
+    <w:link w:val="CommentSubjectChar"/>
     <w:uiPriority w:val="99"/>
     <w:semiHidden/>
     <w:unhideWhenUsed/>
@@ -7581,10 +7607,10 @@
       <w:bCs/>
     </w:rPr>
   </w:style>
-  <w:style w:type="character" w:customStyle="1" w:styleId="AsuntodelcomentarioCar">
-    <w:name w:val="Asunto del comentario Car"/>
-    <w:basedOn w:val="TextocomentarioCar"/>
-    <w:link w:val="Asuntodelcomentario"/>
+  <w:style w:type="character" w:customStyle="1" w:styleId="CommentSubjectChar">
+    <w:name w:val="Comment Subject Char"/>
+    <w:basedOn w:val="CommentTextChar"/>
+    <w:link w:val="CommentSubject"/>
     <w:uiPriority w:val="99"/>
     <w:semiHidden/>
     <w:rsid w:val="00284FFB"/>
@@ -7597,7 +7623,7 @@
   </w:style>
   <w:style w:type="table" w:customStyle="1" w:styleId="Tablaconcuadrcula1clara-nfasis11">
     <w:name w:val="Tabla con cuadrícula 1 clara - Énfasis 11"/>
-    <w:basedOn w:val="Tablanormal"/>
+    <w:basedOn w:val="TableNormal"/>
     <w:uiPriority w:val="46"/>
     <w:rsid w:val="00D267C8"/>
     <w:pPr>
@@ -7652,9 +7678,9 @@
       </w:rPr>
     </w:tblStylePr>
   </w:style>
-  <w:style w:type="character" w:styleId="Hipervnculo">
+  <w:style w:type="character" w:styleId="Hyperlink">
     <w:name w:val="Hyperlink"/>
-    <w:basedOn w:val="Fuentedeprrafopredeter"/>
+    <w:basedOn w:val="DefaultParagraphFont"/>
     <w:uiPriority w:val="99"/>
     <w:unhideWhenUsed/>
     <w:rsid w:val="004E40C0"/>
@@ -7665,7 +7691,7 @@
   </w:style>
   <w:style w:type="character" w:customStyle="1" w:styleId="Mencinsinresolver1">
     <w:name w:val="Mención sin resolver1"/>
-    <w:basedOn w:val="Fuentedeprrafopredeter"/>
+    <w:basedOn w:val="DefaultParagraphFont"/>
     <w:uiPriority w:val="99"/>
     <w:semiHidden/>
     <w:unhideWhenUsed/>
@@ -7675,11 +7701,11 @@
       <w:shd w:val="clear" w:color="auto" w:fill="E1DFDD"/>
     </w:rPr>
   </w:style>
-  <w:style w:type="paragraph" w:styleId="Subttulo">
+  <w:style w:type="paragraph" w:styleId="Subtitle">
     <w:name w:val="Subtitle"/>
     <w:basedOn w:val="Normal"/>
     <w:next w:val="Normal"/>
-    <w:link w:val="SubttuloCar"/>
+    <w:link w:val="SubtitleChar"/>
     <w:uiPriority w:val="19"/>
     <w:unhideWhenUsed/>
     <w:qFormat/>
@@ -7701,10 +7727,10 @@
       <w:lang w:val="en-US" w:eastAsia="ja-JP"/>
     </w:rPr>
   </w:style>
-  <w:style w:type="character" w:customStyle="1" w:styleId="SubttuloCar">
-    <w:name w:val="Subtítulo Car"/>
-    <w:basedOn w:val="Fuentedeprrafopredeter"/>
-    <w:link w:val="Subttulo"/>
+  <w:style w:type="character" w:customStyle="1" w:styleId="SubtitleChar">
+    <w:name w:val="Subtitle Char"/>
+    <w:basedOn w:val="DefaultParagraphFont"/>
+    <w:link w:val="Subtitle"/>
     <w:uiPriority w:val="19"/>
     <w:rsid w:val="00446FDE"/>
     <w:rPr>
@@ -7719,7 +7745,7 @@
   </w:style>
   <w:style w:type="table" w:customStyle="1" w:styleId="Tablafinanciera">
     <w:name w:val="Tabla financiera"/>
-    <w:basedOn w:val="Tablanormal"/>
+    <w:basedOn w:val="TableNormal"/>
     <w:uiPriority w:val="99"/>
     <w:rsid w:val="008C1EBE"/>
     <w:pPr>
@@ -7773,9 +7799,9 @@
       </w:rPr>
     </w:tblStylePr>
   </w:style>
-  <w:style w:type="table" w:styleId="Tablanormal5">
+  <w:style w:type="table" w:styleId="PlainTable5">
     <w:name w:val="Plain Table 5"/>
-    <w:basedOn w:val="Tablanormal"/>
+    <w:basedOn w:val="TableNormal"/>
     <w:uiPriority w:val="45"/>
     <w:rsid w:val="00231F2A"/>
     <w:pPr>
@@ -7893,9 +7919,9 @@
       </w:tcPr>
     </w:tblStylePr>
   </w:style>
-  <w:style w:type="table" w:styleId="Tabladelista2-nfasis5">
+  <w:style w:type="table" w:styleId="ListTable2-Accent5">
     <w:name w:val="List Table 2 Accent 5"/>
-    <w:basedOn w:val="Tablanormal"/>
+    <w:basedOn w:val="TableNormal"/>
     <w:uiPriority w:val="47"/>
     <w:rsid w:val="00231F2A"/>
     <w:pPr>
@@ -7958,9 +7984,9 @@
       <w:lang w:eastAsia="es-CL"/>
     </w:rPr>
   </w:style>
-  <w:style w:type="paragraph" w:styleId="TtuloTDC">
+  <w:style w:type="paragraph" w:styleId="TOCHeading">
     <w:name w:val="TOC Heading"/>
-    <w:basedOn w:val="Ttulo1"/>
+    <w:basedOn w:val="Heading1"/>
     <w:next w:val="Normal"/>
     <w:uiPriority w:val="39"/>
     <w:unhideWhenUsed/>
@@ -7973,13 +7999,13 @@
       <w:lang w:eastAsia="es-CL"/>
     </w:rPr>
   </w:style>
-  <w:style w:type="character" w:customStyle="1" w:styleId="PrrafodelistaCar">
-    <w:name w:val="Párrafo de lista Car"/>
-    <w:link w:val="Prrafodelista"/>
+  <w:style w:type="character" w:customStyle="1" w:styleId="ListParagraphChar">
+    <w:name w:val="List Paragraph Char"/>
+    <w:link w:val="ListParagraph"/>
     <w:uiPriority w:val="34"/>
     <w:rsid w:val="00A46B8F"/>
   </w:style>
-  <w:style w:type="paragraph" w:styleId="TDC1">
+  <w:style w:type="paragraph" w:styleId="TOC1">
     <w:name w:val="toc 1"/>
     <w:basedOn w:val="Normal"/>
     <w:next w:val="Normal"/>
@@ -7991,7 +8017,7 @@
       <w:spacing w:after="100"/>
     </w:pPr>
   </w:style>
-  <w:style w:type="paragraph" w:styleId="TDC2">
+  <w:style w:type="paragraph" w:styleId="TOC2">
     <w:name w:val="toc 2"/>
     <w:basedOn w:val="Normal"/>
     <w:next w:val="Normal"/>
@@ -8004,7 +8030,7 @@
       <w:ind w:left="220"/>
     </w:pPr>
   </w:style>
-  <w:style w:type="paragraph" w:styleId="TDC3">
+  <w:style w:type="paragraph" w:styleId="TOC3">
     <w:name w:val="toc 3"/>
     <w:basedOn w:val="Normal"/>
     <w:next w:val="Normal"/>
@@ -8017,11 +8043,11 @@
       <w:ind w:left="440"/>
     </w:pPr>
   </w:style>
-  <w:style w:type="paragraph" w:styleId="Citadestacada">
+  <w:style w:type="paragraph" w:styleId="IntenseQuote">
     <w:name w:val="Intense Quote"/>
     <w:basedOn w:val="Normal"/>
     <w:next w:val="Normal"/>
-    <w:link w:val="CitadestacadaCar"/>
+    <w:link w:val="IntenseQuoteChar"/>
     <w:uiPriority w:val="30"/>
     <w:qFormat/>
     <w:rsid w:val="00C04221"/>
@@ -8040,10 +8066,10 @@
       <w:color w:val="5B9BD5" w:themeColor="accent1"/>
     </w:rPr>
   </w:style>
-  <w:style w:type="character" w:customStyle="1" w:styleId="CitadestacadaCar">
-    <w:name w:val="Cita destacada Car"/>
-    <w:basedOn w:val="Fuentedeprrafopredeter"/>
-    <w:link w:val="Citadestacada"/>
+  <w:style w:type="character" w:customStyle="1" w:styleId="IntenseQuoteChar">
+    <w:name w:val="Intense Quote Char"/>
+    <w:basedOn w:val="DefaultParagraphFont"/>
+    <w:link w:val="IntenseQuote"/>
     <w:uiPriority w:val="30"/>
     <w:rsid w:val="00C04221"/>
     <w:rPr>
@@ -8054,7 +8080,7 @@
       <w:color w:val="5B9BD5" w:themeColor="accent1"/>
     </w:rPr>
   </w:style>
-  <w:style w:type="paragraph" w:styleId="Descripcin">
+  <w:style w:type="paragraph" w:styleId="Caption">
     <w:name w:val="caption"/>
     <w:basedOn w:val="Normal"/>
     <w:next w:val="Normal"/>
@@ -8075,10 +8101,10 @@
       <w:lang w:val="en-US" w:eastAsia="ja-JP"/>
     </w:rPr>
   </w:style>
-  <w:style w:type="paragraph" w:styleId="Textonotapie">
+  <w:style w:type="paragraph" w:styleId="FootnoteText">
     <w:name w:val="footnote text"/>
     <w:basedOn w:val="Normal"/>
-    <w:link w:val="TextonotapieCar"/>
+    <w:link w:val="FootnoteTextChar"/>
     <w:uiPriority w:val="99"/>
     <w:semiHidden/>
     <w:unhideWhenUsed/>
@@ -8092,10 +8118,10 @@
       <w:lang w:val="es-ES"/>
     </w:rPr>
   </w:style>
-  <w:style w:type="character" w:customStyle="1" w:styleId="TextonotapieCar">
-    <w:name w:val="Texto nota pie Car"/>
-    <w:basedOn w:val="Fuentedeprrafopredeter"/>
-    <w:link w:val="Textonotapie"/>
+  <w:style w:type="character" w:customStyle="1" w:styleId="FootnoteTextChar">
+    <w:name w:val="Footnote Text Char"/>
+    <w:basedOn w:val="DefaultParagraphFont"/>
+    <w:link w:val="FootnoteText"/>
     <w:uiPriority w:val="99"/>
     <w:semiHidden/>
     <w:rsid w:val="005D5259"/>
@@ -8105,9 +8131,9 @@
       <w:lang w:val="es-ES"/>
     </w:rPr>
   </w:style>
-  <w:style w:type="character" w:styleId="Refdenotaalpie">
+  <w:style w:type="character" w:styleId="FootnoteReference">
     <w:name w:val="footnote reference"/>
-    <w:basedOn w:val="Fuentedeprrafopredeter"/>
+    <w:basedOn w:val="DefaultParagraphFont"/>
     <w:unhideWhenUsed/>
     <w:rsid w:val="005D5259"/>
     <w:rPr>
@@ -8116,7 +8142,7 @@
   </w:style>
   <w:style w:type="character" w:customStyle="1" w:styleId="normaltextrun">
     <w:name w:val="normaltextrun"/>
-    <w:basedOn w:val="Fuentedeprrafopredeter"/>
+    <w:basedOn w:val="DefaultParagraphFont"/>
     <w:rsid w:val="0024234D"/>
   </w:style>
   <w:style w:type="paragraph" w:customStyle="1" w:styleId="Default">
@@ -8135,9 +8161,9 @@
       <w:szCs w:val="24"/>
     </w:rPr>
   </w:style>
-  <w:style w:type="table" w:styleId="Cuadrculadetablaclara">
+  <w:style w:type="table" w:styleId="TableGridLight">
     <w:name w:val="Grid Table Light"/>
-    <w:basedOn w:val="Tablanormal"/>
+    <w:basedOn w:val="TableNormal"/>
     <w:uiPriority w:val="40"/>
     <w:rsid w:val="005C4A58"/>
     <w:pPr>
@@ -8156,8 +8182,8 @@
   </w:style>
   <w:style w:type="table" w:customStyle="1" w:styleId="Cuadrculadetablaclara1">
     <w:name w:val="Cuadrícula de tabla clara1"/>
-    <w:basedOn w:val="Tablanormal"/>
-    <w:next w:val="Cuadrculadetablaclara"/>
+    <w:basedOn w:val="TableNormal"/>
+    <w:next w:val="TableGridLight"/>
     <w:uiPriority w:val="40"/>
     <w:rsid w:val="00943DF1"/>
     <w:pPr>
@@ -8188,7 +8214,7 @@
       <w:lang w:eastAsia="es-CL"/>
     </w:rPr>
   </w:style>
-  <w:style w:type="paragraph" w:styleId="Revisin">
+  <w:style w:type="paragraph" w:styleId="Revision">
     <w:name w:val="Revision"/>
     <w:hidden/>
     <w:uiPriority w:val="99"/>
@@ -8198,9 +8224,9 @@
       <w:spacing w:after="0" w:line="240" w:lineRule="auto"/>
     </w:pPr>
   </w:style>
-  <w:style w:type="character" w:styleId="Textoennegrita">
+  <w:style w:type="character" w:styleId="Strong">
     <w:name w:val="Strong"/>
-    <w:basedOn w:val="Fuentedeprrafopredeter"/>
+    <w:basedOn w:val="DefaultParagraphFont"/>
     <w:uiPriority w:val="22"/>
     <w:qFormat/>
     <w:rsid w:val="002C4FB7"/>
@@ -8210,532 +8236,6 @@
     </w:rPr>
   </w:style>
 </w:styles>
-</file>
-
-<file path=word/glossary/document.xml><?xml version="1.0" encoding="utf-8"?>
-<w:glossaryDocument xmlns:wpc="http://schemas.microsoft.com/office/word/2010/wordprocessingCanvas" xmlns:cx="http://schemas.microsoft.com/office/drawing/2014/chartex" xmlns:mc="http://schemas.openxmlformats.org/markup-compatibility/2006" xmlns:o="urn:schemas-microsoft-com:office:office" xmlns:r="http://schemas.openxmlformats.org/officeDocument/2006/relationships" xmlns:m="http://schemas.openxmlformats.org/officeDocument/2006/math" xmlns:v="urn:schemas-microsoft-com:vml" xmlns:wp14="http://schemas.microsoft.com/office/word/2010/wordprocessingDrawing" xmlns:wp="http://schemas.openxmlformats.org/drawingml/2006/wordprocessingDrawing" xmlns:w10="urn:schemas-microsoft-com:office:word" xmlns:w="http://schemas.openxmlformats.org/wordprocessingml/2006/main" xmlns:w14="http://schemas.microsoft.com/office/word/2010/wordml" xmlns:w15="http://schemas.microsoft.com/office/word/2012/wordml" xmlns:w16se="http://schemas.microsoft.com/office/word/2015/wordml/symex" xmlns:wpg="http://schemas.microsoft.com/office/word/2010/wordprocessingGroup" xmlns:wpi="http://schemas.microsoft.com/office/word/2010/wordprocessingInk" xmlns:wne="http://schemas.microsoft.com/office/word/2006/wordml" xmlns:wps="http://schemas.microsoft.com/office/word/2010/wordprocessingShape" mc:Ignorable="w14 w15 w16se wp14"/>
-</file>
-
-<file path=word/glossary/fontTable.xml><?xml version="1.0" encoding="utf-8"?>
-<w:fonts xmlns:mc="http://schemas.openxmlformats.org/markup-compatibility/2006" xmlns:r="http://schemas.openxmlformats.org/officeDocument/2006/relationships" xmlns:w="http://schemas.openxmlformats.org/wordprocessingml/2006/main" xmlns:w14="http://schemas.microsoft.com/office/word/2010/wordml" xmlns:w15="http://schemas.microsoft.com/office/word/2012/wordml" xmlns:w16se="http://schemas.microsoft.com/office/word/2015/wordml/symex" mc:Ignorable="w14 w15 w16se">
-  <w:font w:name="Calibri">
-    <w:panose1 w:val="020F0502020204030204"/>
-    <w:charset w:val="00"/>
-    <w:family w:val="swiss"/>
-    <w:pitch w:val="variable"/>
-    <w:sig w:usb0="E4002EFF" w:usb1="C000247B" w:usb2="00000009" w:usb3="00000000" w:csb0="000001FF" w:csb1="00000000"/>
-  </w:font>
-  <w:font w:name="Times New Roman">
-    <w:panose1 w:val="02020603050405020304"/>
-    <w:charset w:val="00"/>
-    <w:family w:val="roman"/>
-    <w:pitch w:val="variable"/>
-    <w:sig w:usb0="E0002EFF" w:usb1="C000785B" w:usb2="00000009" w:usb3="00000000" w:csb0="000001FF" w:csb1="00000000"/>
-  </w:font>
-  <w:font w:name="Courier New">
-    <w:panose1 w:val="02070309020205020404"/>
-    <w:charset w:val="00"/>
-    <w:family w:val="modern"/>
-    <w:pitch w:val="fixed"/>
-    <w:sig w:usb0="E0002EFF" w:usb1="C0007843" w:usb2="00000009" w:usb3="00000000" w:csb0="000001FF" w:csb1="00000000"/>
-  </w:font>
-  <w:font w:name="Wingdings">
-    <w:panose1 w:val="05000000000000000000"/>
-    <w:charset w:val="02"/>
-    <w:family w:val="auto"/>
-    <w:pitch w:val="variable"/>
-    <w:sig w:usb0="00000000" w:usb1="10000000" w:usb2="00000000" w:usb3="00000000" w:csb0="80000000" w:csb1="00000000"/>
-  </w:font>
-  <w:font w:name="Symbol">
-    <w:panose1 w:val="05050102010706020507"/>
-    <w:charset w:val="02"/>
-    <w:family w:val="roman"/>
-    <w:pitch w:val="variable"/>
-    <w:sig w:usb0="00000000" w:usb1="10000000" w:usb2="00000000" w:usb3="00000000" w:csb0="80000000" w:csb1="00000000"/>
-  </w:font>
-  <w:font w:name="Calibri Light">
-    <w:panose1 w:val="020F0302020204030204"/>
-    <w:charset w:val="00"/>
-    <w:family w:val="swiss"/>
-    <w:pitch w:val="variable"/>
-    <w:sig w:usb0="E4002EFF" w:usb1="C000247B" w:usb2="00000009" w:usb3="00000000" w:csb0="000001FF" w:csb1="00000000"/>
-  </w:font>
-  <w:font w:name="Segoe UI">
-    <w:panose1 w:val="020B0502040204020203"/>
-    <w:charset w:val="00"/>
-    <w:family w:val="swiss"/>
-    <w:pitch w:val="variable"/>
-    <w:sig w:usb0="E4002EFF" w:usb1="C000E47F" w:usb2="00000009" w:usb3="00000000" w:csb0="000001FF" w:csb1="00000000"/>
-  </w:font>
-  <w:font w:name="Century Gothic">
-    <w:panose1 w:val="020B0502020202020204"/>
-    <w:charset w:val="00"/>
-    <w:family w:val="swiss"/>
-    <w:pitch w:val="variable"/>
-    <w:sig w:usb0="00000287" w:usb1="00000000" w:usb2="00000000" w:usb3="00000000" w:csb0="0000009F" w:csb1="00000000"/>
-  </w:font>
-</w:fonts>
-</file>
-
-<file path=word/glossary/settings.xml><?xml version="1.0" encoding="utf-8"?>
-<w:settings xmlns:mc="http://schemas.openxmlformats.org/markup-compatibility/2006" xmlns:o="urn:schemas-microsoft-com:office:office" xmlns:r="http://schemas.openxmlformats.org/officeDocument/2006/relationships" xmlns:m="http://schemas.openxmlformats.org/officeDocument/2006/math" xmlns:v="urn:schemas-microsoft-com:vml" xmlns:w10="urn:schemas-microsoft-com:office:word" xmlns:w="http://schemas.openxmlformats.org/wordprocessingml/2006/main" xmlns:w14="http://schemas.microsoft.com/office/word/2010/wordml" xmlns:w15="http://schemas.microsoft.com/office/word/2012/wordml" xmlns:w16se="http://schemas.microsoft.com/office/word/2015/wordml/symex" xmlns:sl="http://schemas.openxmlformats.org/schemaLibrary/2006/main" mc:Ignorable="w14 w15 w16se">
-  <w:defaultTabStop w:val="708"/>
-  <w:hyphenationZone w:val="425"/>
-  <w:characterSpacingControl w:val="doNotCompress"/>
-  <w:compat>
-    <w:useFELayout/>
-    <w:compatSetting w:name="compatibilityMode" w:uri="http://schemas.microsoft.com/office/word" w:val="12"/>
-  </w:compat>
-  <w:rsids>
-    <w:rsidRoot w:val="008F14D6"/>
-    <w:rsid w:val="008F14D6"/>
-  </w:rsids>
-  <m:mathPr>
-    <m:mathFont m:val="Cambria Math"/>
-    <m:brkBin m:val="before"/>
-    <m:brkBinSub m:val="--"/>
-    <m:smallFrac m:val="0"/>
-    <m:dispDef/>
-    <m:lMargin m:val="0"/>
-    <m:rMargin m:val="0"/>
-    <m:defJc m:val="centerGroup"/>
-    <m:wrapIndent m:val="1440"/>
-    <m:intLim m:val="subSup"/>
-    <m:naryLim m:val="undOvr"/>
-  </m:mathPr>
-  <w:themeFontLang w:val="es-CL"/>
-  <w:clrSchemeMapping w:bg1="light1" w:t1="dark1" w:bg2="light2" w:t2="dark2" w:accent1="accent1" w:accent2="accent2" w:accent3="accent3" w:accent4="accent4" w:accent5="accent5" w:accent6="accent6" w:hyperlink="hyperlink" w:followedHyperlink="followedHyperlink"/>
-  <w:decimalSymbol w:val=","/>
-  <w:listSeparator w:val=";"/>
-</w:settings>
-</file>
-
-<file path=word/glossary/styles.xml><?xml version="1.0" encoding="utf-8"?>
-<w:styles xmlns:mc="http://schemas.openxmlformats.org/markup-compatibility/2006" xmlns:r="http://schemas.openxmlformats.org/officeDocument/2006/relationships" xmlns:w="http://schemas.openxmlformats.org/wordprocessingml/2006/main" xmlns:w14="http://schemas.microsoft.com/office/word/2010/wordml" xmlns:w15="http://schemas.microsoft.com/office/word/2012/wordml" xmlns:w16se="http://schemas.microsoft.com/office/word/2015/wordml/symex" mc:Ignorable="w14 w15 w16se">
-  <w:docDefaults>
-    <w:rPrDefault>
-      <w:rPr>
-        <w:rFonts w:asciiTheme="minorHAnsi" w:eastAsiaTheme="minorEastAsia" w:hAnsiTheme="minorHAnsi" w:cstheme="minorBidi"/>
-        <w:sz w:val="22"/>
-        <w:szCs w:val="22"/>
-        <w:lang w:val="es-CL" w:eastAsia="es-CL" w:bidi="ar-SA"/>
-      </w:rPr>
-    </w:rPrDefault>
-    <w:pPrDefault>
-      <w:pPr>
-        <w:spacing w:after="160" w:line="259" w:lineRule="auto"/>
-      </w:pPr>
-    </w:pPrDefault>
-  </w:docDefaults>
-  <w:latentStyles w:defLockedState="0" w:defUIPriority="99" w:defSemiHidden="0" w:defUnhideWhenUsed="0" w:defQFormat="0" w:count="371">
-    <w:lsdException w:name="Normal" w:uiPriority="0" w:qFormat="1"/>
-    <w:lsdException w:name="heading 1" w:uiPriority="9" w:qFormat="1"/>
-    <w:lsdException w:name="heading 2" w:semiHidden="1" w:uiPriority="9" w:unhideWhenUsed="1" w:qFormat="1"/>
-    <w:lsdException w:name="heading 3" w:semiHidden="1" w:uiPriority="9" w:unhideWhenUsed="1" w:qFormat="1"/>
-    <w:lsdException w:name="heading 4" w:semiHidden="1" w:uiPriority="9" w:unhideWhenUsed="1" w:qFormat="1"/>
-    <w:lsdException w:name="heading 5" w:semiHidden="1" w:uiPriority="9" w:unhideWhenUsed="1" w:qFormat="1"/>
-    <w:lsdException w:name="heading 6" w:semiHidden="1" w:uiPriority="9" w:unhideWhenUsed="1" w:qFormat="1"/>
-    <w:lsdException w:name="heading 7" w:semiHidden="1" w:uiPriority="9" w:unhideWhenUsed="1" w:qFormat="1"/>
-    <w:lsdException w:name="heading 8" w:semiHidden="1" w:uiPriority="9" w:unhideWhenUsed="1" w:qFormat="1"/>
-    <w:lsdException w:name="heading 9" w:semiHidden="1" w:uiPriority="9" w:unhideWhenUsed="1" w:qFormat="1"/>
-    <w:lsdException w:name="index 1" w:semiHidden="1" w:unhideWhenUsed="1"/>
-    <w:lsdException w:name="index 2" w:semiHidden="1" w:unhideWhenUsed="1"/>
-    <w:lsdException w:name="index 3" w:semiHidden="1" w:unhideWhenUsed="1"/>
-    <w:lsdException w:name="index 4" w:semiHidden="1" w:unhideWhenUsed="1"/>
-    <w:lsdException w:name="index 5" w:semiHidden="1" w:unhideWhenUsed="1"/>
-    <w:lsdException w:name="index 6" w:semiHidden="1" w:unhideWhenUsed="1"/>
-    <w:lsdException w:name="index 7" w:semiHidden="1" w:unhideWhenUsed="1"/>
-    <w:lsdException w:name="index 8" w:semiHidden="1" w:unhideWhenUsed="1"/>
-    <w:lsdException w:name="index 9" w:semiHidden="1" w:unhideWhenUsed="1"/>
-    <w:lsdException w:name="toc 1" w:semiHidden="1" w:uiPriority="39" w:unhideWhenUsed="1"/>
-    <w:lsdException w:name="toc 2" w:semiHidden="1" w:uiPriority="39" w:unhideWhenUsed="1"/>
-    <w:lsdException w:name="toc 3" w:semiHidden="1" w:uiPriority="39" w:unhideWhenUsed="1"/>
-    <w:lsdException w:name="toc 4" w:semiHidden="1" w:uiPriority="39" w:unhideWhenUsed="1"/>
-    <w:lsdException w:name="toc 5" w:semiHidden="1" w:uiPriority="39" w:unhideWhenUsed="1"/>
-    <w:lsdException w:name="toc 6" w:semiHidden="1" w:uiPriority="39" w:unhideWhenUsed="1"/>
-    <w:lsdException w:name="toc 7" w:semiHidden="1" w:uiPriority="39" w:unhideWhenUsed="1"/>
-    <w:lsdException w:name="toc 8" w:semiHidden="1" w:uiPriority="39" w:unhideWhenUsed="1"/>
-    <w:lsdException w:name="toc 9" w:semiHidden="1" w:uiPriority="39" w:unhideWhenUsed="1"/>
-    <w:lsdException w:name="Normal Indent" w:semiHidden="1" w:unhideWhenUsed="1"/>
-    <w:lsdException w:name="footnote text" w:semiHidden="1" w:unhideWhenUsed="1"/>
-    <w:lsdException w:name="annotation text" w:semiHidden="1" w:unhideWhenUsed="1"/>
-    <w:lsdException w:name="header" w:semiHidden="1" w:unhideWhenUsed="1"/>
-    <w:lsdException w:name="footer" w:semiHidden="1" w:unhideWhenUsed="1"/>
-    <w:lsdException w:name="index heading" w:semiHidden="1" w:unhideWhenUsed="1"/>
-    <w:lsdException w:name="caption" w:semiHidden="1" w:uiPriority="35" w:unhideWhenUsed="1" w:qFormat="1"/>
-    <w:lsdException w:name="table of figures" w:semiHidden="1" w:unhideWhenUsed="1"/>
-    <w:lsdException w:name="envelope address" w:semiHidden="1" w:unhideWhenUsed="1"/>
-    <w:lsdException w:name="envelope return" w:semiHidden="1" w:unhideWhenUsed="1"/>
-    <w:lsdException w:name="footnote reference" w:semiHidden="1" w:unhideWhenUsed="1"/>
-    <w:lsdException w:name="annotation reference" w:semiHidden="1" w:unhideWhenUsed="1"/>
-    <w:lsdException w:name="line number" w:semiHidden="1" w:unhideWhenUsed="1"/>
-    <w:lsdException w:name="page number" w:semiHidden="1" w:unhideWhenUsed="1"/>
-    <w:lsdException w:name="endnote reference" w:semiHidden="1" w:unhideWhenUsed="1"/>
-    <w:lsdException w:name="endnote text" w:semiHidden="1" w:unhideWhenUsed="1"/>
-    <w:lsdException w:name="table of authorities" w:semiHidden="1" w:unhideWhenUsed="1"/>
-    <w:lsdException w:name="macro" w:semiHidden="1" w:unhideWhenUsed="1"/>
-    <w:lsdException w:name="toa heading" w:semiHidden="1" w:unhideWhenUsed="1"/>
-    <w:lsdException w:name="List" w:semiHidden="1" w:unhideWhenUsed="1"/>
-    <w:lsdException w:name="List Bullet" w:semiHidden="1" w:unhideWhenUsed="1"/>
-    <w:lsdException w:name="List Number" w:semiHidden="1" w:unhideWhenUsed="1"/>
-    <w:lsdException w:name="List 2" w:semiHidden="1" w:unhideWhenUsed="1"/>
-    <w:lsdException w:name="List 3" w:semiHidden="1" w:unhideWhenUsed="1"/>
-    <w:lsdException w:name="List 4" w:semiHidden="1" w:unhideWhenUsed="1"/>
-    <w:lsdException w:name="List 5" w:semiHidden="1" w:unhideWhenUsed="1"/>
-    <w:lsdException w:name="List Bullet 2" w:semiHidden="1" w:unhideWhenUsed="1"/>
-    <w:lsdException w:name="List Bullet 3" w:semiHidden="1" w:unhideWhenUsed="1"/>
-    <w:lsdException w:name="List Bullet 4" w:semiHidden="1" w:unhideWhenUsed="1"/>
-    <w:lsdException w:name="List Bullet 5" w:semiHidden="1" w:unhideWhenUsed="1"/>
-    <w:lsdException w:name="List Number 2" w:semiHidden="1" w:unhideWhenUsed="1"/>
-    <w:lsdException w:name="List Number 3" w:semiHidden="1" w:unhideWhenUsed="1"/>
-    <w:lsdException w:name="List Number 4" w:semiHidden="1" w:unhideWhenUsed="1"/>
-    <w:lsdException w:name="List Number 5" w:semiHidden="1" w:unhideWhenUsed="1"/>
-    <w:lsdException w:name="Title" w:uiPriority="10" w:qFormat="1"/>
-    <w:lsdException w:name="Closing" w:semiHidden="1" w:unhideWhenUsed="1"/>
-    <w:lsdException w:name="Signature" w:semiHidden="1" w:unhideWhenUsed="1"/>
-    <w:lsdException w:name="Default Paragraph Font" w:semiHidden="1" w:uiPriority="1" w:unhideWhenUsed="1"/>
-    <w:lsdException w:name="Body Text" w:semiHidden="1" w:unhideWhenUsed="1"/>
-    <w:lsdException w:name="Body Text Indent" w:semiHidden="1" w:unhideWhenUsed="1"/>
-    <w:lsdException w:name="List Continue" w:semiHidden="1" w:unhideWhenUsed="1"/>
-    <w:lsdException w:name="List Continue 2" w:semiHidden="1" w:unhideWhenUsed="1"/>
-    <w:lsdException w:name="List Continue 3" w:semiHidden="1" w:unhideWhenUsed="1"/>
-    <w:lsdException w:name="List Continue 4" w:semiHidden="1" w:unhideWhenUsed="1"/>
-    <w:lsdException w:name="List Continue 5" w:semiHidden="1" w:unhideWhenUsed="1"/>
-    <w:lsdException w:name="Message Header" w:semiHidden="1" w:unhideWhenUsed="1"/>
-    <w:lsdException w:name="Subtitle" w:uiPriority="11" w:qFormat="1"/>
-    <w:lsdException w:name="Salutation" w:semiHidden="1" w:unhideWhenUsed="1"/>
-    <w:lsdException w:name="Date" w:semiHidden="1" w:unhideWhenUsed="1"/>
-    <w:lsdException w:name="Body Text First Indent" w:semiHidden="1" w:unhideWhenUsed="1"/>
-    <w:lsdException w:name="Body Text First Indent 2" w:semiHidden="1" w:unhideWhenUsed="1"/>
-    <w:lsdException w:name="Note Heading" w:semiHidden="1" w:unhideWhenUsed="1"/>
-    <w:lsdException w:name="Body Text 2" w:semiHidden="1" w:unhideWhenUsed="1"/>
-    <w:lsdException w:name="Body Text 3" w:semiHidden="1" w:unhideWhenUsed="1"/>
-    <w:lsdException w:name="Body Text Indent 2" w:semiHidden="1" w:unhideWhenUsed="1"/>
-    <w:lsdException w:name="Body Text Indent 3" w:semiHidden="1" w:unhideWhenUsed="1"/>
-    <w:lsdException w:name="Block Text" w:semiHidden="1" w:unhideWhenUsed="1"/>
-    <w:lsdException w:name="Hyperlink" w:semiHidden="1" w:unhideWhenUsed="1"/>
-    <w:lsdException w:name="FollowedHyperlink" w:semiHidden="1" w:unhideWhenUsed="1"/>
-    <w:lsdException w:name="Strong" w:uiPriority="22" w:qFormat="1"/>
-    <w:lsdException w:name="Emphasis" w:uiPriority="20" w:qFormat="1"/>
-    <w:lsdException w:name="Document Map" w:semiHidden="1" w:unhideWhenUsed="1"/>
-    <w:lsdException w:name="Plain Text" w:semiHidden="1" w:unhideWhenUsed="1"/>
-    <w:lsdException w:name="E-mail Signature" w:semiHidden="1" w:unhideWhenUsed="1"/>
-    <w:lsdException w:name="HTML Top of Form" w:semiHidden="1" w:unhideWhenUsed="1"/>
-    <w:lsdException w:name="HTML Bottom of Form" w:semiHidden="1" w:unhideWhenUsed="1"/>
-    <w:lsdException w:name="Normal (Web)" w:semiHidden="1" w:unhideWhenUsed="1"/>
-    <w:lsdException w:name="HTML Acronym" w:semiHidden="1" w:unhideWhenUsed="1"/>
-    <w:lsdException w:name="HTML Address" w:semiHidden="1" w:unhideWhenUsed="1"/>
-    <w:lsdException w:name="HTML Cite" w:semiHidden="1" w:unhideWhenUsed="1"/>
-    <w:lsdException w:name="HTML Code" w:semiHidden="1" w:unhideWhenUsed="1"/>
-    <w:lsdException w:name="HTML Definition" w:semiHidden="1" w:unhideWhenUsed="1"/>
-    <w:lsdException w:name="HTML Keyboard" w:semiHidden="1" w:unhideWhenUsed="1"/>
-    <w:lsdException w:name="HTML Preformatted" w:semiHidden="1" w:unhideWhenUsed="1"/>
-    <w:lsdException w:name="HTML Sample" w:semiHidden="1" w:unhideWhenUsed="1"/>
-    <w:lsdException w:name="HTML Typewriter" w:semiHidden="1" w:unhideWhenUsed="1"/>
-    <w:lsdException w:name="HTML Variable" w:semiHidden="1" w:unhideWhenUsed="1"/>
-    <w:lsdException w:name="Normal Table" w:semiHidden="1" w:unhideWhenUsed="1"/>
-    <w:lsdException w:name="annotation subject" w:semiHidden="1" w:unhideWhenUsed="1"/>
-    <w:lsdException w:name="No List" w:semiHidden="1" w:unhideWhenUsed="1"/>
-    <w:lsdException w:name="Outline List 1" w:semiHidden="1" w:unhideWhenUsed="1"/>
-    <w:lsdException w:name="Outline List 2" w:semiHidden="1" w:unhideWhenUsed="1"/>
-    <w:lsdException w:name="Outline List 3" w:semiHidden="1" w:unhideWhenUsed="1"/>
-    <w:lsdException w:name="Table Simple 1" w:semiHidden="1" w:unhideWhenUsed="1"/>
-    <w:lsdException w:name="Table Simple 2" w:semiHidden="1" w:unhideWhenUsed="1"/>
-    <w:lsdException w:name="Table Simple 3" w:semiHidden="1" w:unhideWhenUsed="1"/>
-    <w:lsdException w:name="Table Classic 1" w:semiHidden="1" w:unhideWhenUsed="1"/>
-    <w:lsdException w:name="Table Classic 2" w:semiHidden="1" w:unhideWhenUsed="1"/>
-    <w:lsdException w:name="Table Classic 3" w:semiHidden="1" w:unhideWhenUsed="1"/>
-    <w:lsdException w:name="Table Classic 4" w:semiHidden="1" w:unhideWhenUsed="1"/>
-    <w:lsdException w:name="Table Colorful 1" w:semiHidden="1" w:unhideWhenUsed="1"/>
-    <w:lsdException w:name="Table Colorful 2" w:semiHidden="1" w:unhideWhenUsed="1"/>
-    <w:lsdException w:name="Table Colorful 3" w:semiHidden="1" w:unhideWhenUsed="1"/>
-    <w:lsdException w:name="Table Columns 1" w:semiHidden="1" w:unhideWhenUsed="1"/>
-    <w:lsdException w:name="Table Columns 2" w:semiHidden="1" w:unhideWhenUsed="1"/>
-    <w:lsdException w:name="Table Columns 3" w:semiHidden="1" w:unhideWhenUsed="1"/>
-    <w:lsdException w:name="Table Columns 4" w:semiHidden="1" w:unhideWhenUsed="1"/>
-    <w:lsdException w:name="Table Columns 5" w:semiHidden="1" w:unhideWhenUsed="1"/>
-    <w:lsdException w:name="Table Grid 1" w:semiHidden="1" w:unhideWhenUsed="1"/>
-    <w:lsdException w:name="Table Grid 2" w:semiHidden="1" w:unhideWhenUsed="1"/>
-    <w:lsdException w:name="Table Grid 3" w:semiHidden="1" w:unhideWhenUsed="1"/>
-    <w:lsdException w:name="Table Grid 4" w:semiHidden="1" w:unhideWhenUsed="1"/>
-    <w:lsdException w:name="Table Grid 5" w:semiHidden="1" w:unhideWhenUsed="1"/>
-    <w:lsdException w:name="Table Grid 6" w:semiHidden="1" w:unhideWhenUsed="1"/>
-    <w:lsdException w:name="Table Grid 7" w:semiHidden="1" w:unhideWhenUsed="1"/>
-    <w:lsdException w:name="Table Grid 8" w:semiHidden="1" w:unhideWhenUsed="1"/>
-    <w:lsdException w:name="Table List 1" w:semiHidden="1" w:unhideWhenUsed="1"/>
-    <w:lsdException w:name="Table List 2" w:semiHidden="1" w:unhideWhenUsed="1"/>
-    <w:lsdException w:name="Table List 3" w:semiHidden="1" w:unhideWhenUsed="1"/>
-    <w:lsdException w:name="Table List 4" w:semiHidden="1" w:unhideWhenUsed="1"/>
-    <w:lsdException w:name="Table List 5" w:semiHidden="1" w:unhideWhenUsed="1"/>
-    <w:lsdException w:name="Table List 6" w:semiHidden="1" w:unhideWhenUsed="1"/>
-    <w:lsdException w:name="Table List 7" w:semiHidden="1" w:unhideWhenUsed="1"/>
-    <w:lsdException w:name="Table List 8" w:semiHidden="1" w:unhideWhenUsed="1"/>
-    <w:lsdException w:name="Table 3D effects 1" w:semiHidden="1" w:unhideWhenUsed="1"/>
-    <w:lsdException w:name="Table 3D effects 2" w:semiHidden="1" w:unhideWhenUsed="1"/>
-    <w:lsdException w:name="Table 3D effects 3" w:semiHidden="1" w:unhideWhenUsed="1"/>
-    <w:lsdException w:name="Table Contemporary" w:semiHidden="1" w:unhideWhenUsed="1"/>
-    <w:lsdException w:name="Table Elegant" w:semiHidden="1" w:unhideWhenUsed="1"/>
-    <w:lsdException w:name="Table Professional" w:semiHidden="1" w:unhideWhenUsed="1"/>
-    <w:lsdException w:name="Table Subtle 1" w:semiHidden="1" w:unhideWhenUsed="1"/>
-    <w:lsdException w:name="Table Subtle 2" w:semiHidden="1" w:unhideWhenUsed="1"/>
-    <w:lsdException w:name="Table Web 1" w:semiHidden="1" w:unhideWhenUsed="1"/>
-    <w:lsdException w:name="Table Web 2" w:semiHidden="1" w:unhideWhenUsed="1"/>
-    <w:lsdException w:name="Table Web 3" w:semiHidden="1" w:unhideWhenUsed="1"/>
-    <w:lsdException w:name="Balloon Text" w:semiHidden="1" w:unhideWhenUsed="1"/>
-    <w:lsdException w:name="Table Grid" w:uiPriority="39"/>
-    <w:lsdException w:name="Table Theme" w:semiHidden="1" w:unhideWhenUsed="1"/>
-    <w:lsdException w:name="Placeholder Text" w:semiHidden="1"/>
-    <w:lsdException w:name="No Spacing" w:uiPriority="1" w:qFormat="1"/>
-    <w:lsdException w:name="Light Shading" w:uiPriority="60"/>
-    <w:lsdException w:name="Light List" w:uiPriority="61"/>
-    <w:lsdException w:name="Light Grid" w:uiPriority="62"/>
-    <w:lsdException w:name="Medium Shading 1" w:uiPriority="63"/>
-    <w:lsdException w:name="Medium Shading 2" w:uiPriority="64"/>
-    <w:lsdException w:name="Medium List 1" w:uiPriority="65"/>
-    <w:lsdException w:name="Medium List 2" w:uiPriority="66"/>
-    <w:lsdException w:name="Medium Grid 1" w:uiPriority="67"/>
-    <w:lsdException w:name="Medium Grid 2" w:uiPriority="68"/>
-    <w:lsdException w:name="Medium Grid 3" w:uiPriority="69"/>
-    <w:lsdException w:name="Dark List" w:uiPriority="70"/>
-    <w:lsdException w:name="Colorful Shading" w:uiPriority="71"/>
-    <w:lsdException w:name="Colorful List" w:uiPriority="72"/>
-    <w:lsdException w:name="Colorful Grid" w:uiPriority="73"/>
-    <w:lsdException w:name="Light Shading Accent 1" w:uiPriority="60"/>
-    <w:lsdException w:name="Light List Accent 1" w:uiPriority="61"/>
-    <w:lsdException w:name="Light Grid Accent 1" w:uiPriority="62"/>
-    <w:lsdException w:name="Medium Shading 1 Accent 1" w:uiPriority="63"/>
-    <w:lsdException w:name="Medium Shading 2 Accent 1" w:uiPriority="64"/>
-    <w:lsdException w:name="Medium List 1 Accent 1" w:uiPriority="65"/>
-    <w:lsdException w:name="Revision" w:semiHidden="1"/>
-    <w:lsdException w:name="List Paragraph" w:uiPriority="34" w:qFormat="1"/>
-    <w:lsdException w:name="Quote" w:uiPriority="29" w:qFormat="1"/>
-    <w:lsdException w:name="Intense Quote" w:uiPriority="30" w:qFormat="1"/>
-    <w:lsdException w:name="Medium List 2 Accent 1" w:uiPriority="66"/>
-    <w:lsdException w:name="Medium Grid 1 Accent 1" w:uiPriority="67"/>
-    <w:lsdException w:name="Medium Grid 2 Accent 1" w:uiPriority="68"/>
-    <w:lsdException w:name="Medium Grid 3 Accent 1" w:uiPriority="69"/>
-    <w:lsdException w:name="Dark List Accent 1" w:uiPriority="70"/>
-    <w:lsdException w:name="Colorful Shading Accent 1" w:uiPriority="71"/>
-    <w:lsdException w:name="Colorful List Accent 1" w:uiPriority="72"/>
-    <w:lsdException w:name="Colorful Grid Accent 1" w:uiPriority="73"/>
-    <w:lsdException w:name="Light Shading Accent 2" w:uiPriority="60"/>
-    <w:lsdException w:name="Light List Accent 2" w:uiPriority="61"/>
-    <w:lsdException w:name="Light Grid Accent 2" w:uiPriority="62"/>
-    <w:lsdException w:name="Medium Shading 1 Accent 2" w:uiPriority="63"/>
-    <w:lsdException w:name="Medium Shading 2 Accent 2" w:uiPriority="64"/>
-    <w:lsdException w:name="Medium List 1 Accent 2" w:uiPriority="65"/>
-    <w:lsdException w:name="Medium List 2 Accent 2" w:uiPriority="66"/>
-    <w:lsdException w:name="Medium Grid 1 Accent 2" w:uiPriority="67"/>
-    <w:lsdException w:name="Medium Grid 2 Accent 2" w:uiPriority="68"/>
-    <w:lsdException w:name="Medium Grid 3 Accent 2" w:uiPriority="69"/>
-    <w:lsdException w:name="Dark List Accent 2" w:uiPriority="70"/>
-    <w:lsdException w:name="Colorful Shading Accent 2" w:uiPriority="71"/>
-    <w:lsdException w:name="Colorful List Accent 2" w:uiPriority="72"/>
-    <w:lsdException w:name="Colorful Grid Accent 2" w:uiPriority="73"/>
-    <w:lsdException w:name="Light Shading Accent 3" w:uiPriority="60"/>
-    <w:lsdException w:name="Light List Accent 3" w:uiPriority="61"/>
-    <w:lsdException w:name="Light Grid Accent 3" w:uiPriority="62"/>
-    <w:lsdException w:name="Medium Shading 1 Accent 3" w:uiPriority="63"/>
-    <w:lsdException w:name="Medium Shading 2 Accent 3" w:uiPriority="64"/>
-    <w:lsdException w:name="Medium List 1 Accent 3" w:uiPriority="65"/>
-    <w:lsdException w:name="Medium List 2 Accent 3" w:uiPriority="66"/>
-    <w:lsdException w:name="Medium Grid 1 Accent 3" w:uiPriority="67"/>
-    <w:lsdException w:name="Medium Grid 2 Accent 3" w:uiPriority="68"/>
-    <w:lsdException w:name="Medium Grid 3 Accent 3" w:uiPriority="69"/>
-    <w:lsdException w:name="Dark List Accent 3" w:uiPriority="70"/>
-    <w:lsdException w:name="Colorful Shading Accent 3" w:uiPriority="71"/>
-    <w:lsdException w:name="Colorful List Accent 3" w:uiPriority="72"/>
-    <w:lsdException w:name="Colorful Grid Accent 3" w:uiPriority="73"/>
-    <w:lsdException w:name="Light Shading Accent 4" w:uiPriority="60"/>
-    <w:lsdException w:name="Light List Accent 4" w:uiPriority="61"/>
-    <w:lsdException w:name="Light Grid Accent 4" w:uiPriority="62"/>
-    <w:lsdException w:name="Medium Shading 1 Accent 4" w:uiPriority="63"/>
-    <w:lsdException w:name="Medium Shading 2 Accent 4" w:uiPriority="64"/>
-    <w:lsdException w:name="Medium List 1 Accent 4" w:uiPriority="65"/>
-    <w:lsdException w:name="Medium List 2 Accent 4" w:uiPriority="66"/>
-    <w:lsdException w:name="Medium Grid 1 Accent 4" w:uiPriority="67"/>
-    <w:lsdException w:name="Medium Grid 2 Accent 4" w:uiPriority="68"/>
-    <w:lsdException w:name="Medium Grid 3 Accent 4" w:uiPriority="69"/>
-    <w:lsdException w:name="Dark List Accent 4" w:uiPriority="70"/>
-    <w:lsdException w:name="Colorful Shading Accent 4" w:uiPriority="71"/>
-    <w:lsdException w:name="Colorful List Accent 4" w:uiPriority="72"/>
-    <w:lsdException w:name="Colorful Grid Accent 4" w:uiPriority="73"/>
-    <w:lsdException w:name="Light Shading Accent 5" w:uiPriority="60"/>
-    <w:lsdException w:name="Light List Accent 5" w:uiPriority="61"/>
-    <w:lsdException w:name="Light Grid Accent 5" w:uiPriority="62"/>
-    <w:lsdException w:name="Medium Shading 1 Accent 5" w:uiPriority="63"/>
-    <w:lsdException w:name="Medium Shading 2 Accent 5" w:uiPriority="64"/>
-    <w:lsdException w:name="Medium List 1 Accent 5" w:uiPriority="65"/>
-    <w:lsdException w:name="Medium List 2 Accent 5" w:uiPriority="66"/>
-    <w:lsdException w:name="Medium Grid 1 Accent 5" w:uiPriority="67"/>
-    <w:lsdException w:name="Medium Grid 2 Accent 5" w:uiPriority="68"/>
-    <w:lsdException w:name="Medium Grid 3 Accent 5" w:uiPriority="69"/>
-    <w:lsdException w:name="Dark List Accent 5" w:uiPriority="70"/>
-    <w:lsdException w:name="Colorful Shading Accent 5" w:uiPriority="71"/>
-    <w:lsdException w:name="Colorful List Accent 5" w:uiPriority="72"/>
-    <w:lsdException w:name="Colorful Grid Accent 5" w:uiPriority="73"/>
-    <w:lsdException w:name="Light Shading Accent 6" w:uiPriority="60"/>
-    <w:lsdException w:name="Light List Accent 6" w:uiPriority="61"/>
-    <w:lsdException w:name="Light Grid Accent 6" w:uiPriority="62"/>
-    <w:lsdException w:name="Medium Shading 1 Accent 6" w:uiPriority="63"/>
-    <w:lsdException w:name="Medium Shading 2 Accent 6" w:uiPriority="64"/>
-    <w:lsdException w:name="Medium List 1 Accent 6" w:uiPriority="65"/>
-    <w:lsdException w:name="Medium List 2 Accent 6" w:uiPriority="66"/>
-    <w:lsdException w:name="Medium Grid 1 Accent 6" w:uiPriority="67"/>
-    <w:lsdException w:name="Medium Grid 2 Accent 6" w:uiPriority="68"/>
-    <w:lsdException w:name="Medium Grid 3 Accent 6" w:uiPriority="69"/>
-    <w:lsdException w:name="Dark List Accent 6" w:uiPriority="70"/>
-    <w:lsdException w:name="Colorful Shading Accent 6" w:uiPriority="71"/>
-    <w:lsdException w:name="Colorful List Accent 6" w:uiPriority="72"/>
-    <w:lsdException w:name="Colorful Grid Accent 6" w:uiPriority="73"/>
-    <w:lsdException w:name="Subtle Emphasis" w:uiPriority="19" w:qFormat="1"/>
-    <w:lsdException w:name="Intense Emphasis" w:uiPriority="21" w:qFormat="1"/>
-    <w:lsdException w:name="Subtle Reference" w:uiPriority="31" w:qFormat="1"/>
-    <w:lsdException w:name="Intense Reference" w:uiPriority="32" w:qFormat="1"/>
-    <w:lsdException w:name="Book Title" w:uiPriority="33" w:qFormat="1"/>
-    <w:lsdException w:name="Bibliography" w:semiHidden="1" w:uiPriority="37" w:unhideWhenUsed="1"/>
-    <w:lsdException w:name="TOC Heading" w:semiHidden="1" w:uiPriority="39" w:unhideWhenUsed="1" w:qFormat="1"/>
-    <w:lsdException w:name="Plain Table 1" w:uiPriority="41"/>
-    <w:lsdException w:name="Plain Table 2" w:uiPriority="42"/>
-    <w:lsdException w:name="Plain Table 3" w:uiPriority="43"/>
-    <w:lsdException w:name="Plain Table 4" w:uiPriority="44"/>
-    <w:lsdException w:name="Plain Table 5" w:uiPriority="45"/>
-    <w:lsdException w:name="Grid Table Light" w:uiPriority="40"/>
-    <w:lsdException w:name="Grid Table 1 Light" w:uiPriority="46"/>
-    <w:lsdException w:name="Grid Table 2" w:uiPriority="47"/>
-    <w:lsdException w:name="Grid Table 3" w:uiPriority="48"/>
-    <w:lsdException w:name="Grid Table 4" w:uiPriority="49"/>
-    <w:lsdException w:name="Grid Table 5 Dark" w:uiPriority="50"/>
-    <w:lsdException w:name="Grid Table 6 Colorful" w:uiPriority="51"/>
-    <w:lsdException w:name="Grid Table 7 Colorful" w:uiPriority="52"/>
-    <w:lsdException w:name="Grid Table 1 Light Accent 1" w:uiPriority="46"/>
-    <w:lsdException w:name="Grid Table 2 Accent 1" w:uiPriority="47"/>
-    <w:lsdException w:name="Grid Table 3 Accent 1" w:uiPriority="48"/>
-    <w:lsdException w:name="Grid Table 4 Accent 1" w:uiPriority="49"/>
-    <w:lsdException w:name="Grid Table 5 Dark Accent 1" w:uiPriority="50"/>
-    <w:lsdException w:name="Grid Table 6 Colorful Accent 1" w:uiPriority="51"/>
-    <w:lsdException w:name="Grid Table 7 Colorful Accent 1" w:uiPriority="52"/>
-    <w:lsdException w:name="Grid Table 1 Light Accent 2" w:uiPriority="46"/>
-    <w:lsdException w:name="Grid Table 2 Accent 2" w:uiPriority="47"/>
-    <w:lsdException w:name="Grid Table 3 Accent 2" w:uiPriority="48"/>
-    <w:lsdException w:name="Grid Table 4 Accent 2" w:uiPriority="49"/>
-    <w:lsdException w:name="Grid Table 5 Dark Accent 2" w:uiPriority="50"/>
-    <w:lsdException w:name="Grid Table 6 Colorful Accent 2" w:uiPriority="51"/>
-    <w:lsdException w:name="Grid Table 7 Colorful Accent 2" w:uiPriority="52"/>
-    <w:lsdException w:name="Grid Table 1 Light Accent 3" w:uiPriority="46"/>
-    <w:lsdException w:name="Grid Table 2 Accent 3" w:uiPriority="47"/>
-    <w:lsdException w:name="Grid Table 3 Accent 3" w:uiPriority="48"/>
-    <w:lsdException w:name="Grid Table 4 Accent 3" w:uiPriority="49"/>
-    <w:lsdException w:name="Grid Table 5 Dark Accent 3" w:uiPriority="50"/>
-    <w:lsdException w:name="Grid Table 6 Colorful Accent 3" w:uiPriority="51"/>
-    <w:lsdException w:name="Grid Table 7 Colorful Accent 3" w:uiPriority="52"/>
-    <w:lsdException w:name="Grid Table 1 Light Accent 4" w:uiPriority="46"/>
-    <w:lsdException w:name="Grid Table 2 Accent 4" w:uiPriority="47"/>
-    <w:lsdException w:name="Grid Table 3 Accent 4" w:uiPriority="48"/>
-    <w:lsdException w:name="Grid Table 4 Accent 4" w:uiPriority="49"/>
-    <w:lsdException w:name="Grid Table 5 Dark Accent 4" w:uiPriority="50"/>
-    <w:lsdException w:name="Grid Table 6 Colorful Accent 4" w:uiPriority="51"/>
-    <w:lsdException w:name="Grid Table 7 Colorful Accent 4" w:uiPriority="52"/>
-    <w:lsdException w:name="Grid Table 1 Light Accent 5" w:uiPriority="46"/>
-    <w:lsdException w:name="Grid Table 2 Accent 5" w:uiPriority="47"/>
-    <w:lsdException w:name="Grid Table 3 Accent 5" w:uiPriority="48"/>
-    <w:lsdException w:name="Grid Table 4 Accent 5" w:uiPriority="49"/>
-    <w:lsdException w:name="Grid Table 5 Dark Accent 5" w:uiPriority="50"/>
-    <w:lsdException w:name="Grid Table 6 Colorful Accent 5" w:uiPriority="51"/>
-    <w:lsdException w:name="Grid Table 7 Colorful Accent 5" w:uiPriority="52"/>
-    <w:lsdException w:name="Grid Table 1 Light Accent 6" w:uiPriority="46"/>
-    <w:lsdException w:name="Grid Table 2 Accent 6" w:uiPriority="47"/>
-    <w:lsdException w:name="Grid Table 3 Accent 6" w:uiPriority="48"/>
-    <w:lsdException w:name="Grid Table 4 Accent 6" w:uiPriority="49"/>
-    <w:lsdException w:name="Grid Table 5 Dark Accent 6" w:uiPriority="50"/>
-    <w:lsdException w:name="Grid Table 6 Colorful Accent 6" w:uiPriority="51"/>
-    <w:lsdException w:name="Grid Table 7 Colorful Accent 6" w:uiPriority="52"/>
-    <w:lsdException w:name="List Table 1 Light" w:uiPriority="46"/>
-    <w:lsdException w:name="List Table 2" w:uiPriority="47"/>
-    <w:lsdException w:name="List Table 3" w:uiPriority="48"/>
-    <w:lsdException w:name="List Table 4" w:uiPriority="49"/>
-    <w:lsdException w:name="List Table 5 Dark" w:uiPriority="50"/>
-    <w:lsdException w:name="List Table 6 Colorful" w:uiPriority="51"/>
-    <w:lsdException w:name="List Table 7 Colorful" w:uiPriority="52"/>
-    <w:lsdException w:name="List Table 1 Light Accent 1" w:uiPriority="46"/>
-    <w:lsdException w:name="List Table 2 Accent 1" w:uiPriority="47"/>
-    <w:lsdException w:name="List Table 3 Accent 1" w:uiPriority="48"/>
-    <w:lsdException w:name="List Table 4 Accent 1" w:uiPriority="49"/>
-    <w:lsdException w:name="List Table 5 Dark Accent 1" w:uiPriority="50"/>
-    <w:lsdException w:name="List Table 6 Colorful Accent 1" w:uiPriority="51"/>
-    <w:lsdException w:name="List Table 7 Colorful Accent 1" w:uiPriority="52"/>
-    <w:lsdException w:name="List Table 1 Light Accent 2" w:uiPriority="46"/>
-    <w:lsdException w:name="List Table 2 Accent 2" w:uiPriority="47"/>
-    <w:lsdException w:name="List Table 3 Accent 2" w:uiPriority="48"/>
-    <w:lsdException w:name="List Table 4 Accent 2" w:uiPriority="49"/>
-    <w:lsdException w:name="List Table 5 Dark Accent 2" w:uiPriority="50"/>
-    <w:lsdException w:name="List Table 6 Colorful Accent 2" w:uiPriority="51"/>
-    <w:lsdException w:name="List Table 7 Colorful Accent 2" w:uiPriority="52"/>
-    <w:lsdException w:name="List Table 1 Light Accent 3" w:uiPriority="46"/>
-    <w:lsdException w:name="List Table 2 Accent 3" w:uiPriority="47"/>
-    <w:lsdException w:name="List Table 3 Accent 3" w:uiPriority="48"/>
-    <w:lsdException w:name="List Table 4 Accent 3" w:uiPriority="49"/>
-    <w:lsdException w:name="List Table 5 Dark Accent 3" w:uiPriority="50"/>
-    <w:lsdException w:name="List Table 6 Colorful Accent 3" w:uiPriority="51"/>
-    <w:lsdException w:name="List Table 7 Colorful Accent 3" w:uiPriority="52"/>
-    <w:lsdException w:name="List Table 1 Light Accent 4" w:uiPriority="46"/>
-    <w:lsdException w:name="List Table 2 Accent 4" w:uiPriority="47"/>
-    <w:lsdException w:name="List Table 3 Accent 4" w:uiPriority="48"/>
-    <w:lsdException w:name="List Table 4 Accent 4" w:uiPriority="49"/>
-    <w:lsdException w:name="List Table 5 Dark Accent 4" w:uiPriority="50"/>
-    <w:lsdException w:name="List Table 6 Colorful Accent 4" w:uiPriority="51"/>
-    <w:lsdException w:name="List Table 7 Colorful Accent 4" w:uiPriority="52"/>
-    <w:lsdException w:name="List Table 1 Light Accent 5" w:uiPriority="46"/>
-    <w:lsdException w:name="List Table 2 Accent 5" w:uiPriority="47"/>
-    <w:lsdException w:name="List Table 3 Accent 5" w:uiPriority="48"/>
-    <w:lsdException w:name="List Table 4 Accent 5" w:uiPriority="49"/>
-    <w:lsdException w:name="List Table 5 Dark Accent 5" w:uiPriority="50"/>
-    <w:lsdException w:name="List Table 6 Colorful Accent 5" w:uiPriority="51"/>
-    <w:lsdException w:name="List Table 7 Colorful Accent 5" w:uiPriority="52"/>
-    <w:lsdException w:name="List Table 1 Light Accent 6" w:uiPriority="46"/>
-    <w:lsdException w:name="List Table 2 Accent 6" w:uiPriority="47"/>
-    <w:lsdException w:name="List Table 3 Accent 6" w:uiPriority="48"/>
-    <w:lsdException w:name="List Table 4 Accent 6" w:uiPriority="49"/>
-    <w:lsdException w:name="List Table 5 Dark Accent 6" w:uiPriority="50"/>
-    <w:lsdException w:name="List Table 6 Colorful Accent 6" w:uiPriority="51"/>
-    <w:lsdException w:name="List Table 7 Colorful Accent 6" w:uiPriority="52"/>
-  </w:latentStyles>
-  <w:style w:type="paragraph" w:default="1" w:styleId="Normal">
-    <w:name w:val="Normal"/>
-    <w:qFormat/>
-  </w:style>
-  <w:style w:type="character" w:default="1" w:styleId="Fuentedeprrafopredeter">
-    <w:name w:val="Default Paragraph Font"/>
-    <w:uiPriority w:val="1"/>
-    <w:semiHidden/>
-    <w:unhideWhenUsed/>
-  </w:style>
-  <w:style w:type="table" w:default="1" w:styleId="Tablanormal">
-    <w:name w:val="Normal Table"/>
-    <w:uiPriority w:val="99"/>
-    <w:semiHidden/>
-    <w:unhideWhenUsed/>
-    <w:tblPr>
-      <w:tblInd w:w="0" w:type="dxa"/>
-      <w:tblCellMar>
-        <w:top w:w="0" w:type="dxa"/>
-        <w:left w:w="108" w:type="dxa"/>
-        <w:bottom w:w="0" w:type="dxa"/>
-        <w:right w:w="108" w:type="dxa"/>
-      </w:tblCellMar>
-    </w:tblPr>
-  </w:style>
-  <w:style w:type="numbering" w:default="1" w:styleId="Sinlista">
-    <w:name w:val="No List"/>
-    <w:uiPriority w:val="99"/>
-    <w:semiHidden/>
-    <w:unhideWhenUsed/>
-  </w:style>
-</w:styles>
-</file>
-
-<file path=word/glossary/webSettings.xml><?xml version="1.0" encoding="utf-8"?>
-<w:webSettings xmlns:mc="http://schemas.openxmlformats.org/markup-compatibility/2006" xmlns:r="http://schemas.openxmlformats.org/officeDocument/2006/relationships" xmlns:w="http://schemas.openxmlformats.org/wordprocessingml/2006/main" xmlns:w14="http://schemas.microsoft.com/office/word/2010/wordml" xmlns:w15="http://schemas.microsoft.com/office/word/2012/wordml" xmlns:w16se="http://schemas.microsoft.com/office/word/2015/wordml/symex" mc:Ignorable="w14 w15 w16se"/>
 </file>
 
 <file path=word/theme/theme1.xml><?xml version="1.0" encoding="utf-8"?>
@@ -9000,6 +8500,12 @@
 </file>
 
 <file path=customXml/item1.xml><?xml version="1.0" encoding="utf-8"?>
+<p:properties xmlns:p="http://schemas.microsoft.com/office/2006/metadata/properties" xmlns:xsi="http://www.w3.org/2001/XMLSchema-instance" xmlns:pc="http://schemas.microsoft.com/office/infopath/2007/PartnerControls">
+  <documentManagement/>
+</p:properties>
+</file>
+
+<file path=customXml/item2.xml><?xml version="1.0" encoding="utf-8"?>
 <ct:contentTypeSchema xmlns:ct="http://schemas.microsoft.com/office/2006/metadata/contentType" xmlns:ma="http://schemas.microsoft.com/office/2006/metadata/properties/metaAttributes" ct:_="" ma:_="" ma:contentTypeName="Documento" ma:contentTypeID="0x010100E96778489EE7714D8BD12CC105EB918B" ma:contentTypeVersion="2" ma:contentTypeDescription="Crear nuevo documento." ma:contentTypeScope="" ma:versionID="416c5c7ae9b5d54d83875cd3c65194e3">
   <xsd:schema xmlns:xsd="http://www.w3.org/2001/XMLSchema" xmlns:xs="http://www.w3.org/2001/XMLSchema" xmlns:p="http://schemas.microsoft.com/office/2006/metadata/properties" xmlns:ns2="126e8a1c-9ea9-435a-ac89-d06c80d62e30" targetNamespace="http://schemas.microsoft.com/office/2006/metadata/properties" ma:root="true" ma:fieldsID="70a237c842677bd850644f8595079f5e" ns2:_="">
     <xsd:import namespace="126e8a1c-9ea9-435a-ac89-d06c80d62e30"/>
@@ -9131,13 +8637,11 @@
 </ct:contentTypeSchema>
 </file>
 
-<file path=customXml/item2.xml><?xml version="1.0" encoding="utf-8"?>
-<p:properties xmlns:p="http://schemas.microsoft.com/office/2006/metadata/properties" xmlns:xsi="http://www.w3.org/2001/XMLSchema-instance" xmlns:pc="http://schemas.microsoft.com/office/infopath/2007/PartnerControls">
-  <documentManagement/>
-</p:properties>
+<file path=customXml/item3.xml><?xml version="1.0" encoding="utf-8"?>
+<b:Sources xmlns:b="http://schemas.openxmlformats.org/officeDocument/2006/bibliography" xmlns="http://schemas.openxmlformats.org/officeDocument/2006/bibliography" SelectedStyle="\APASixthEditionOfficeOnline.xsl" StyleName="APA" Version="6"/>
 </file>
 
-<file path=customXml/item3.xml><?xml version="1.0" encoding="utf-8"?>
+<file path=customXml/item4.xml><?xml version="1.0" encoding="utf-8"?>
 <?mso-contentType ?>
 <FormTemplates xmlns="http://schemas.microsoft.com/sharepoint/v3/contenttype/forms">
   <Display>DocumentLibraryForm</Display>
@@ -9146,11 +8650,16 @@
 </FormTemplates>
 </file>
 
-<file path=customXml/item4.xml><?xml version="1.0" encoding="utf-8"?>
-<b:Sources xmlns:b="http://schemas.openxmlformats.org/officeDocument/2006/bibliography" xmlns="http://schemas.openxmlformats.org/officeDocument/2006/bibliography" SelectedStyle="\APASixthEditionOfficeOnline.xsl" StyleName="APA" Version="6"/>
+<file path=customXml/itemProps1.xml><?xml version="1.0" encoding="utf-8"?>
+<ds:datastoreItem xmlns:ds="http://schemas.openxmlformats.org/officeDocument/2006/customXml" ds:itemID="{5F1783E3-BA1C-4CA3-8E32-C9B378BBED03}">
+  <ds:schemaRefs>
+    <ds:schemaRef ds:uri="http://schemas.microsoft.com/office/2006/metadata/properties"/>
+    <ds:schemaRef ds:uri="http://schemas.microsoft.com/office/infopath/2007/PartnerControls"/>
+  </ds:schemaRefs>
+</ds:datastoreItem>
 </file>
 
-<file path=customXml/itemProps1.xml><?xml version="1.0" encoding="utf-8"?>
+<file path=customXml/itemProps2.xml><?xml version="1.0" encoding="utf-8"?>
 <ds:datastoreItem xmlns:ds="http://schemas.openxmlformats.org/officeDocument/2006/customXml" ds:itemID="{DF0582E6-0C2C-40A6-8E3D-E410E41021C1}">
   <ds:schemaRefs>
     <ds:schemaRef ds:uri="http://schemas.microsoft.com/office/2006/metadata/contentType"/>
@@ -9168,23 +8677,15 @@
 </ds:datastoreItem>
 </file>
 
-<file path=customXml/itemProps2.xml><?xml version="1.0" encoding="utf-8"?>
-<ds:datastoreItem xmlns:ds="http://schemas.openxmlformats.org/officeDocument/2006/customXml" ds:itemID="{5F1783E3-BA1C-4CA3-8E32-C9B378BBED03}">
+<file path=customXml/itemProps3.xml><?xml version="1.0" encoding="utf-8"?>
+<ds:datastoreItem xmlns:ds="http://schemas.openxmlformats.org/officeDocument/2006/customXml" ds:itemID="{FBD61725-A60E-40F3-AB5D-0E7F797DD77D}">
   <ds:schemaRefs>
-    <ds:schemaRef ds:uri="http://schemas.openxmlformats.org/package/2006/metadata/core-properties"/>
-    <ds:schemaRef ds:uri="http://schemas.microsoft.com/office/infopath/2007/PartnerControls"/>
-    <ds:schemaRef ds:uri="http://purl.org/dc/elements/1.1/"/>
-    <ds:schemaRef ds:uri="http://schemas.microsoft.com/office/2006/documentManagement/types"/>
-    <ds:schemaRef ds:uri="http://schemas.microsoft.com/office/2006/metadata/properties"/>
-    <ds:schemaRef ds:uri="126e8a1c-9ea9-435a-ac89-d06c80d62e30"/>
-    <ds:schemaRef ds:uri="http://purl.org/dc/terms/"/>
-    <ds:schemaRef ds:uri="http://purl.org/dc/dcmitype/"/>
-    <ds:schemaRef ds:uri="http://www.w3.org/XML/1998/namespace"/>
+    <ds:schemaRef ds:uri="http://schemas.openxmlformats.org/officeDocument/2006/bibliography"/>
   </ds:schemaRefs>
 </ds:datastoreItem>
 </file>
 
-<file path=customXml/itemProps3.xml><?xml version="1.0" encoding="utf-8"?>
+<file path=customXml/itemProps4.xml><?xml version="1.0" encoding="utf-8"?>
 <ds:datastoreItem xmlns:ds="http://schemas.openxmlformats.org/officeDocument/2006/customXml" ds:itemID="{DABAA964-10BA-4DBC-ABF2-CDEAC0FAF7AA}">
   <ds:schemaRefs>
     <ds:schemaRef ds:uri="http://schemas.microsoft.com/sharepoint/v3/contenttype/forms"/>
@@ -9192,10 +8693,8 @@
 </ds:datastoreItem>
 </file>
 
-<file path=customXml/itemProps4.xml><?xml version="1.0" encoding="utf-8"?>
-<ds:datastoreItem xmlns:ds="http://schemas.openxmlformats.org/officeDocument/2006/customXml" ds:itemID="{FBD61725-A60E-40F3-AB5D-0E7F797DD77D}">
-  <ds:schemaRefs>
-    <ds:schemaRef ds:uri="http://schemas.openxmlformats.org/officeDocument/2006/bibliography"/>
-  </ds:schemaRefs>
-</ds:datastoreItem>
+<file path=docMetadata/LabelInfo.xml><?xml version="1.0" encoding="utf-8"?>
+<clbl:labelList xmlns:clbl="http://schemas.microsoft.com/office/2020/mipLabelMetadata">
+  <clbl:label id="{19540963-e559-4020-8a90-fe8a502c2801}" enabled="1" method="Standard" siteId="{f25493ae-1c98-41d7-8a33-0be75f5fe603}" contentBits="0" removed="0"/>
+</clbl:labelList>
 </file>